--- a/Курсовая версия 2.docx
+++ b/Курсовая версия 2.docx
@@ -604,7 +604,25 @@
           <w:sz w:val="24"/>
           <w:szCs w:val="24"/>
         </w:rPr>
-        <w:t xml:space="preserve"> «_____»__________2026 г.</w:t>
+        <w:t xml:space="preserve"> «____</w:t>
+      </w:r>
+      <w:proofErr w:type="gramStart"/>
+      <w:r>
+        <w:rPr>
+          <w:rFonts w:ascii="Times New Roman" w:eastAsia="Times New Roman" w:hAnsi="Times New Roman" w:cs="Times New Roman"/>
+          <w:sz w:val="24"/>
+          <w:szCs w:val="24"/>
+        </w:rPr>
+        <w:t>_»_</w:t>
+      </w:r>
+      <w:proofErr w:type="gramEnd"/>
+      <w:r>
+        <w:rPr>
+          <w:rFonts w:ascii="Times New Roman" w:eastAsia="Times New Roman" w:hAnsi="Times New Roman" w:cs="Times New Roman"/>
+          <w:sz w:val="24"/>
+          <w:szCs w:val="24"/>
+        </w:rPr>
+        <w:t>_________2026 г.</w:t>
       </w:r>
     </w:p>
     <w:p>
@@ -798,7 +816,25 @@
           <w:sz w:val="24"/>
           <w:szCs w:val="24"/>
         </w:rPr>
-        <w:t>«_____»__________2026 г.</w:t>
+        <w:t>«____</w:t>
+      </w:r>
+      <w:proofErr w:type="gramStart"/>
+      <w:r>
+        <w:rPr>
+          <w:rFonts w:ascii="Times New Roman" w:eastAsia="Times New Roman" w:hAnsi="Times New Roman" w:cs="Times New Roman"/>
+          <w:sz w:val="24"/>
+          <w:szCs w:val="24"/>
+        </w:rPr>
+        <w:t>_»_</w:t>
+      </w:r>
+      <w:proofErr w:type="gramEnd"/>
+      <w:r>
+        <w:rPr>
+          <w:rFonts w:ascii="Times New Roman" w:eastAsia="Times New Roman" w:hAnsi="Times New Roman" w:cs="Times New Roman"/>
+          <w:sz w:val="24"/>
+          <w:szCs w:val="24"/>
+        </w:rPr>
+        <w:t>_________2026 г.</w:t>
       </w:r>
     </w:p>
     <w:p>
@@ -3321,7 +3357,25 @@
           <w:szCs w:val="24"/>
           <w:lang w:eastAsia="en-US"/>
         </w:rPr>
-        <w:t>Для организации пошагового выполнения алгоритмов используются корутины Unity. Они позволяют приостанавливать выполнение алгоритма между отдельными операциями и продолжать его в последующих кадрах. Это используется для реализации анимации сравнений и обменов элементов, задержек между операциями, а также возможности приостановки и пошагового выполнения сортировки.</w:t>
+        <w:t xml:space="preserve">Для организации пошагового выполнения алгоритмов используются </w:t>
+      </w:r>
+      <w:r>
+        <w:rPr>
+          <w:b/>
+          <w:bCs/>
+          <w:sz w:val="24"/>
+          <w:szCs w:val="24"/>
+          <w:lang w:eastAsia="en-US"/>
+        </w:rPr>
+        <w:t>корутины</w:t>
+      </w:r>
+      <w:r>
+        <w:rPr>
+          <w:sz w:val="24"/>
+          <w:szCs w:val="24"/>
+          <w:lang w:eastAsia="en-US"/>
+        </w:rPr>
+        <w:t xml:space="preserve"> Unity. Они позволяют приостанавливать выполнение алгоритма между отдельными операциями и продолжать его в последующих кадрах. Это используется для реализации анимации сравнений и обменов элементов, задержек между операциями, а также возможности приостановки и пошагового выполнения сортировки.</w:t>
       </w:r>
     </w:p>
     <w:p>
@@ -4233,7 +4287,9 @@
           <w:lang w:eastAsia="en-US"/>
         </w:rPr>
       </w:pPr>
-      <w:r>
+    </w:p>
+    <w:p>
+      <w:pPr>
         <w:rPr>
           <w:b/>
           <w:bCs/>
@@ -4241,6 +4297,38 @@
           <w:szCs w:val="28"/>
           <w:lang w:eastAsia="en-US"/>
         </w:rPr>
+      </w:pPr>
+    </w:p>
+    <w:p>
+      <w:pPr>
+        <w:rPr>
+          <w:b/>
+          <w:bCs/>
+          <w:sz w:val="28"/>
+          <w:szCs w:val="28"/>
+          <w:lang w:eastAsia="en-US"/>
+        </w:rPr>
+      </w:pPr>
+    </w:p>
+    <w:p>
+      <w:pPr>
+        <w:rPr>
+          <w:b/>
+          <w:bCs/>
+          <w:sz w:val="28"/>
+          <w:szCs w:val="28"/>
+          <w:lang w:eastAsia="en-US"/>
+        </w:rPr>
+      </w:pPr>
+      <w:r>
+        <w:rPr>
+          <w:b/>
+          <w:bCs/>
+          <w:sz w:val="28"/>
+          <w:szCs w:val="28"/>
+          <w:lang w:eastAsia="en-US"/>
+        </w:rPr>
+        <w:lastRenderedPageBreak/>
         <w:t>3.1 Класс SortController</w:t>
       </w:r>
     </w:p>
@@ -4258,7 +4346,6 @@
           <w:szCs w:val="24"/>
           <w:lang w:eastAsia="en-US"/>
         </w:rPr>
-        <w:lastRenderedPageBreak/>
         <w:t>Класс SortController является основным управляющим компонентом приложения. Он связывает пользовательский интерфейс с реализациями алгоритмов сортировки и отвечает за запуск, остановку и перезапуск процесса сортировки.</w:t>
       </w:r>
     </w:p>
@@ -4404,1581 +4491,8 @@
     <w:p>
       <w:pPr>
         <w:rPr>
-          <w:sz w:val="24"/>
-          <w:szCs w:val="24"/>
-          <w:lang w:val="en-US" w:eastAsia="en-US"/>
-        </w:rPr>
-      </w:pPr>
-      <w:proofErr w:type="spellStart"/>
-      <w:r>
-        <w:rPr>
-          <w:sz w:val="24"/>
-          <w:szCs w:val="24"/>
-          <w:lang w:val="en-US" w:eastAsia="en-US"/>
-        </w:rPr>
-        <w:t>counter.ResetCounter</w:t>
-      </w:r>
-      <w:proofErr w:type="spellEnd"/>
-      <w:r>
-        <w:rPr>
-          <w:sz w:val="24"/>
-          <w:szCs w:val="24"/>
-          <w:lang w:val="en-US" w:eastAsia="en-US"/>
-        </w:rPr>
-        <w:t>();</w:t>
-      </w:r>
-    </w:p>
-    <w:p>
-      <w:pPr>
-        <w:rPr>
-          <w:sz w:val="24"/>
-          <w:szCs w:val="24"/>
-          <w:lang w:val="en-US" w:eastAsia="en-US"/>
-        </w:rPr>
-      </w:pPr>
-      <w:r>
-        <w:rPr>
-          <w:sz w:val="24"/>
-          <w:szCs w:val="24"/>
-          <w:lang w:val="en-US" w:eastAsia="en-US"/>
-        </w:rPr>
-        <w:t>values = (int[])</w:t>
-      </w:r>
-      <w:proofErr w:type="spellStart"/>
-      <w:r>
-        <w:rPr>
-          <w:sz w:val="24"/>
-          <w:szCs w:val="24"/>
-          <w:lang w:val="en-US" w:eastAsia="en-US"/>
-        </w:rPr>
-        <w:t>originalValues.Clone</w:t>
-      </w:r>
-      <w:proofErr w:type="spellEnd"/>
-      <w:r>
-        <w:rPr>
-          <w:sz w:val="24"/>
-          <w:szCs w:val="24"/>
-          <w:lang w:val="en-US" w:eastAsia="en-US"/>
-        </w:rPr>
-        <w:t>();</w:t>
-      </w:r>
-    </w:p>
-    <w:p>
-      <w:pPr>
-        <w:rPr>
-          <w:sz w:val="24"/>
-          <w:szCs w:val="24"/>
-          <w:lang w:val="en-US" w:eastAsia="en-US"/>
-        </w:rPr>
-      </w:pPr>
-      <w:proofErr w:type="spellStart"/>
-      <w:r>
-        <w:rPr>
-          <w:sz w:val="24"/>
-          <w:szCs w:val="24"/>
-          <w:lang w:val="en-US" w:eastAsia="en-US"/>
-        </w:rPr>
-        <w:t>visualizer.CreateBars</w:t>
-      </w:r>
-      <w:proofErr w:type="spellEnd"/>
-      <w:r>
-        <w:rPr>
-          <w:sz w:val="24"/>
-          <w:szCs w:val="24"/>
-          <w:lang w:val="en-US" w:eastAsia="en-US"/>
-        </w:rPr>
-        <w:t>(values);</w:t>
-      </w:r>
-    </w:p>
-    <w:p>
-      <w:pPr>
-        <w:rPr>
-          <w:sz w:val="24"/>
-          <w:szCs w:val="24"/>
-          <w:lang w:val="en-US" w:eastAsia="en-US"/>
-        </w:rPr>
-      </w:pPr>
-    </w:p>
-    <w:p>
-      <w:pPr>
-        <w:rPr>
-          <w:sz w:val="24"/>
-          <w:szCs w:val="24"/>
-          <w:lang w:val="en-US" w:eastAsia="en-US"/>
-        </w:rPr>
-      </w:pPr>
-      <w:proofErr w:type="spellStart"/>
-      <w:r>
-        <w:rPr>
-          <w:sz w:val="24"/>
-          <w:szCs w:val="24"/>
-          <w:lang w:val="en-US" w:eastAsia="en-US"/>
-        </w:rPr>
-        <w:t>startTime</w:t>
-      </w:r>
-      <w:proofErr w:type="spellEnd"/>
-      <w:r>
-        <w:rPr>
-          <w:sz w:val="24"/>
-          <w:szCs w:val="24"/>
-          <w:lang w:val="en-US" w:eastAsia="en-US"/>
-        </w:rPr>
-        <w:t xml:space="preserve"> = </w:t>
-      </w:r>
-      <w:proofErr w:type="spellStart"/>
-      <w:r>
-        <w:rPr>
-          <w:sz w:val="24"/>
-          <w:szCs w:val="24"/>
-          <w:lang w:val="en-US" w:eastAsia="en-US"/>
-        </w:rPr>
-        <w:t>Time.time</w:t>
-      </w:r>
-      <w:proofErr w:type="spellEnd"/>
-      <w:r>
-        <w:rPr>
-          <w:sz w:val="24"/>
-          <w:szCs w:val="24"/>
-          <w:lang w:val="en-US" w:eastAsia="en-US"/>
-        </w:rPr>
-        <w:t>;</w:t>
-      </w:r>
-    </w:p>
-    <w:p>
-      <w:pPr>
-        <w:rPr>
-          <w:sz w:val="24"/>
-          <w:szCs w:val="24"/>
-          <w:lang w:val="en-US" w:eastAsia="en-US"/>
-        </w:rPr>
-      </w:pPr>
-      <w:proofErr w:type="spellStart"/>
-      <w:r>
-        <w:rPr>
-          <w:sz w:val="24"/>
-          <w:szCs w:val="24"/>
-          <w:lang w:val="en-US" w:eastAsia="en-US"/>
-        </w:rPr>
-        <w:t>sortingTimeText.text</w:t>
-      </w:r>
-      <w:proofErr w:type="spellEnd"/>
-      <w:r>
-        <w:rPr>
-          <w:sz w:val="24"/>
-          <w:szCs w:val="24"/>
-          <w:lang w:val="en-US" w:eastAsia="en-US"/>
-        </w:rPr>
-        <w:t xml:space="preserve"> = "</w:t>
-      </w:r>
-      <w:r>
-        <w:rPr>
-          <w:sz w:val="24"/>
-          <w:szCs w:val="24"/>
-          <w:lang w:eastAsia="en-US"/>
-        </w:rPr>
-        <w:t>Время</w:t>
-      </w:r>
-      <w:r>
-        <w:rPr>
-          <w:sz w:val="24"/>
-          <w:szCs w:val="24"/>
-          <w:lang w:val="en-US" w:eastAsia="en-US"/>
-        </w:rPr>
-        <w:t xml:space="preserve"> </w:t>
-      </w:r>
-      <w:r>
-        <w:rPr>
-          <w:sz w:val="24"/>
-          <w:szCs w:val="24"/>
-          <w:lang w:eastAsia="en-US"/>
-        </w:rPr>
-        <w:t>сортировки</w:t>
-      </w:r>
-      <w:r>
-        <w:rPr>
-          <w:sz w:val="24"/>
-          <w:szCs w:val="24"/>
-          <w:lang w:val="en-US" w:eastAsia="en-US"/>
-        </w:rPr>
-        <w:t>: ";</w:t>
-      </w:r>
-    </w:p>
-    <w:p>
-      <w:pPr>
-        <w:rPr>
-          <w:sz w:val="24"/>
-          <w:szCs w:val="24"/>
-          <w:lang w:val="en-US" w:eastAsia="en-US"/>
-        </w:rPr>
-      </w:pPr>
-    </w:p>
-    <w:p>
-      <w:pPr>
-        <w:rPr>
-          <w:sz w:val="24"/>
-          <w:szCs w:val="24"/>
-          <w:lang w:val="en-US" w:eastAsia="en-US"/>
-        </w:rPr>
-      </w:pPr>
-      <w:proofErr w:type="spellStart"/>
-      <w:r>
-        <w:rPr>
-          <w:sz w:val="24"/>
-          <w:szCs w:val="24"/>
-          <w:lang w:val="en-US" w:eastAsia="en-US"/>
-        </w:rPr>
-        <w:t>sortingCoroutine</w:t>
-      </w:r>
-      <w:proofErr w:type="spellEnd"/>
-      <w:r>
-        <w:rPr>
-          <w:sz w:val="24"/>
-          <w:szCs w:val="24"/>
-          <w:lang w:val="en-US" w:eastAsia="en-US"/>
-        </w:rPr>
-        <w:t xml:space="preserve"> = </w:t>
-      </w:r>
-      <w:proofErr w:type="spellStart"/>
-      <w:r>
-        <w:rPr>
-          <w:sz w:val="24"/>
-          <w:szCs w:val="24"/>
-          <w:lang w:val="en-US" w:eastAsia="en-US"/>
-        </w:rPr>
-        <w:t>StartCoroutine</w:t>
-      </w:r>
-      <w:proofErr w:type="spellEnd"/>
-      <w:r>
-        <w:rPr>
-          <w:sz w:val="24"/>
-          <w:szCs w:val="24"/>
-          <w:lang w:val="en-US" w:eastAsia="en-US"/>
-        </w:rPr>
-        <w:t>(</w:t>
-      </w:r>
-      <w:proofErr w:type="spellStart"/>
-      <w:r>
-        <w:rPr>
-          <w:sz w:val="24"/>
-          <w:szCs w:val="24"/>
-          <w:lang w:val="en-US" w:eastAsia="en-US"/>
-        </w:rPr>
-        <w:t>RunSorting</w:t>
-      </w:r>
-      <w:proofErr w:type="spellEnd"/>
-      <w:r>
-        <w:rPr>
-          <w:sz w:val="24"/>
-          <w:szCs w:val="24"/>
-          <w:lang w:val="en-US" w:eastAsia="en-US"/>
-        </w:rPr>
-        <w:t>());</w:t>
-      </w:r>
-    </w:p>
-    <w:p>
-      <w:pPr>
-        <w:rPr>
-          <w:sz w:val="24"/>
-          <w:szCs w:val="24"/>
-          <w:lang w:val="en-US" w:eastAsia="en-US"/>
-        </w:rPr>
-      </w:pPr>
-      <w:r>
-        <w:rPr>
           <w:b/>
           <w:bCs/>
-          <w:sz w:val="24"/>
-          <w:szCs w:val="24"/>
-          <w:lang w:eastAsia="en-US"/>
-        </w:rPr>
-        <w:t>Листинг</w:t>
-      </w:r>
-      <w:r>
-        <w:rPr>
-          <w:b/>
-          <w:bCs/>
-          <w:sz w:val="24"/>
-          <w:szCs w:val="24"/>
-          <w:lang w:val="en-US" w:eastAsia="en-US"/>
-        </w:rPr>
-        <w:t xml:space="preserve"> 2 – </w:t>
-      </w:r>
-      <w:r>
-        <w:rPr>
-          <w:b/>
-          <w:bCs/>
-          <w:sz w:val="24"/>
-          <w:szCs w:val="24"/>
-          <w:lang w:eastAsia="en-US"/>
-        </w:rPr>
-        <w:t>Подготовка</w:t>
-      </w:r>
-      <w:r>
-        <w:rPr>
-          <w:b/>
-          <w:bCs/>
-          <w:sz w:val="24"/>
-          <w:szCs w:val="24"/>
-          <w:lang w:val="en-US" w:eastAsia="en-US"/>
-        </w:rPr>
-        <w:t xml:space="preserve"> </w:t>
-      </w:r>
-      <w:r>
-        <w:rPr>
-          <w:b/>
-          <w:bCs/>
-          <w:sz w:val="24"/>
-          <w:szCs w:val="24"/>
-          <w:lang w:eastAsia="en-US"/>
-        </w:rPr>
-        <w:t>и</w:t>
-      </w:r>
-      <w:r>
-        <w:rPr>
-          <w:b/>
-          <w:bCs/>
-          <w:sz w:val="24"/>
-          <w:szCs w:val="24"/>
-          <w:lang w:val="en-US" w:eastAsia="en-US"/>
-        </w:rPr>
-        <w:t xml:space="preserve"> </w:t>
-      </w:r>
-      <w:r>
-        <w:rPr>
-          <w:b/>
-          <w:bCs/>
-          <w:sz w:val="24"/>
-          <w:szCs w:val="24"/>
-          <w:lang w:eastAsia="en-US"/>
-        </w:rPr>
-        <w:t>запуск</w:t>
-      </w:r>
-      <w:r>
-        <w:rPr>
-          <w:b/>
-          <w:bCs/>
-          <w:sz w:val="24"/>
-          <w:szCs w:val="24"/>
-          <w:lang w:val="en-US" w:eastAsia="en-US"/>
-        </w:rPr>
-        <w:t xml:space="preserve"> </w:t>
-      </w:r>
-      <w:r>
-        <w:rPr>
-          <w:b/>
-          <w:bCs/>
-          <w:sz w:val="24"/>
-          <w:szCs w:val="24"/>
-          <w:lang w:eastAsia="en-US"/>
-        </w:rPr>
-        <w:t>сортировки</w:t>
-      </w:r>
-    </w:p>
-    <w:p>
-      <w:pPr>
-        <w:rPr>
-          <w:sz w:val="24"/>
-          <w:szCs w:val="24"/>
-          <w:lang w:eastAsia="en-US"/>
-        </w:rPr>
-      </w:pPr>
-      <w:r>
-        <w:rPr>
-          <w:sz w:val="24"/>
-          <w:szCs w:val="24"/>
-          <w:lang w:eastAsia="en-US"/>
-        </w:rPr>
-        <w:t>Копирование исходного массива необходимо для того, чтобы после завершения алгоритма или при его повторном запуске можно было восстановить исходные данные. Одновременно сбрасывается счётчик операций и фиксируется момент начала сортировки для последующего измерения времени выполнения.</w:t>
-      </w:r>
-    </w:p>
-    <w:p>
-      <w:pPr>
-        <w:rPr>
-          <w:sz w:val="24"/>
-          <w:szCs w:val="24"/>
-          <w:lang w:eastAsia="en-US"/>
-        </w:rPr>
-      </w:pPr>
-      <w:r>
-        <w:rPr>
-          <w:sz w:val="24"/>
-          <w:szCs w:val="24"/>
-          <w:lang w:eastAsia="en-US"/>
-        </w:rPr>
-        <w:lastRenderedPageBreak/>
-        <w:t>Непосредственное выполнение выбранного алгоритма осуществляется в отдельной</w:t>
-      </w:r>
-      <w:r>
-        <w:rPr>
-          <w:sz w:val="24"/>
-          <w:szCs w:val="24"/>
-          <w:lang w:eastAsia="en-US"/>
-        </w:rPr>
-        <w:t xml:space="preserve"> </w:t>
-      </w:r>
-      <w:proofErr w:type="spellStart"/>
-      <w:r>
-        <w:rPr>
-          <w:sz w:val="24"/>
-          <w:szCs w:val="24"/>
-          <w:lang w:eastAsia="en-US"/>
-        </w:rPr>
-        <w:t>coroutine</w:t>
-      </w:r>
-      <w:proofErr w:type="spellEnd"/>
-      <w:r>
-        <w:rPr>
-          <w:sz w:val="24"/>
-          <w:szCs w:val="24"/>
-          <w:lang w:eastAsia="en-US"/>
-        </w:rPr>
-        <w:t>:</w:t>
-      </w:r>
-    </w:p>
-    <w:p>
-      <w:pPr>
-        <w:rPr>
-          <w:sz w:val="24"/>
-          <w:szCs w:val="24"/>
-          <w:lang w:eastAsia="en-US"/>
-        </w:rPr>
-      </w:pPr>
-      <w:r>
-        <w:rPr>
-          <w:sz w:val="24"/>
-          <w:szCs w:val="24"/>
-          <w:lang w:val="en-US" w:eastAsia="en-US"/>
-        </w:rPr>
-        <w:t>private</w:t>
-      </w:r>
-      <w:r>
-        <w:rPr>
-          <w:sz w:val="24"/>
-          <w:szCs w:val="24"/>
-          <w:lang w:eastAsia="en-US"/>
-        </w:rPr>
-        <w:t xml:space="preserve"> </w:t>
-      </w:r>
-      <w:r>
-        <w:rPr>
-          <w:sz w:val="24"/>
-          <w:szCs w:val="24"/>
-          <w:lang w:val="en-US" w:eastAsia="en-US"/>
-        </w:rPr>
-        <w:t>IEnumerator</w:t>
-      </w:r>
-      <w:r>
-        <w:rPr>
-          <w:sz w:val="24"/>
-          <w:szCs w:val="24"/>
-          <w:lang w:eastAsia="en-US"/>
-        </w:rPr>
-        <w:t xml:space="preserve"> </w:t>
-      </w:r>
-      <w:proofErr w:type="spellStart"/>
-      <w:r>
-        <w:rPr>
-          <w:sz w:val="24"/>
-          <w:szCs w:val="24"/>
-          <w:lang w:val="en-US" w:eastAsia="en-US"/>
-        </w:rPr>
-        <w:t>RunSorting</w:t>
-      </w:r>
-      <w:proofErr w:type="spellEnd"/>
-      <w:r>
-        <w:rPr>
-          <w:sz w:val="24"/>
-          <w:szCs w:val="24"/>
-          <w:lang w:eastAsia="en-US"/>
-        </w:rPr>
-        <w:t>()</w:t>
-      </w:r>
-    </w:p>
-    <w:p>
-      <w:pPr>
-        <w:rPr>
-          <w:sz w:val="24"/>
-          <w:szCs w:val="24"/>
-          <w:lang w:eastAsia="en-US"/>
-        </w:rPr>
-      </w:pPr>
-      <w:r>
-        <w:rPr>
-          <w:sz w:val="24"/>
-          <w:szCs w:val="24"/>
-          <w:lang w:eastAsia="en-US"/>
-        </w:rPr>
-        <w:t>{</w:t>
-      </w:r>
-    </w:p>
-    <w:p>
-      <w:pPr>
-        <w:rPr>
-          <w:sz w:val="24"/>
-          <w:szCs w:val="24"/>
-          <w:lang w:val="en-US" w:eastAsia="en-US"/>
-        </w:rPr>
-      </w:pPr>
-      <w:r>
-        <w:rPr>
-          <w:sz w:val="24"/>
-          <w:szCs w:val="24"/>
-          <w:lang w:eastAsia="en-US"/>
-        </w:rPr>
-        <w:t xml:space="preserve">    </w:t>
-      </w:r>
-      <w:r>
-        <w:rPr>
-          <w:sz w:val="24"/>
-          <w:szCs w:val="24"/>
-          <w:lang w:val="en-US" w:eastAsia="en-US"/>
-        </w:rPr>
-        <w:t xml:space="preserve">yield return </w:t>
-      </w:r>
-      <w:proofErr w:type="spellStart"/>
-      <w:r>
-        <w:rPr>
-          <w:sz w:val="24"/>
-          <w:szCs w:val="24"/>
-          <w:lang w:val="en-US" w:eastAsia="en-US"/>
-        </w:rPr>
-        <w:t>StartCoroutine</w:t>
-      </w:r>
-      <w:proofErr w:type="spellEnd"/>
-      <w:r>
-        <w:rPr>
-          <w:sz w:val="24"/>
-          <w:szCs w:val="24"/>
-          <w:lang w:val="en-US" w:eastAsia="en-US"/>
-        </w:rPr>
-        <w:t>(</w:t>
-      </w:r>
-    </w:p>
-    <w:p>
-      <w:pPr>
-        <w:rPr>
-          <w:sz w:val="24"/>
-          <w:szCs w:val="24"/>
-          <w:lang w:val="en-US" w:eastAsia="en-US"/>
-        </w:rPr>
-      </w:pPr>
-      <w:r>
-        <w:rPr>
-          <w:sz w:val="24"/>
-          <w:szCs w:val="24"/>
-          <w:lang w:val="en-US" w:eastAsia="en-US"/>
-        </w:rPr>
-        <w:t xml:space="preserve">        </w:t>
-      </w:r>
-      <w:proofErr w:type="spellStart"/>
-      <w:r>
-        <w:rPr>
-          <w:sz w:val="24"/>
-          <w:szCs w:val="24"/>
-          <w:lang w:val="en-US" w:eastAsia="en-US"/>
-        </w:rPr>
-        <w:t>sorter.Sort</w:t>
-      </w:r>
-      <w:proofErr w:type="spellEnd"/>
-      <w:r>
-        <w:rPr>
-          <w:sz w:val="24"/>
-          <w:szCs w:val="24"/>
-          <w:lang w:val="en-US" w:eastAsia="en-US"/>
-        </w:rPr>
-        <w:t>(values, visualizer, counter)</w:t>
-      </w:r>
-    </w:p>
-    <w:p>
-      <w:pPr>
-        <w:rPr>
-          <w:sz w:val="24"/>
-          <w:szCs w:val="24"/>
-          <w:lang w:val="en-US" w:eastAsia="en-US"/>
-        </w:rPr>
-      </w:pPr>
-      <w:r>
-        <w:rPr>
-          <w:sz w:val="24"/>
-          <w:szCs w:val="24"/>
-          <w:lang w:val="en-US" w:eastAsia="en-US"/>
-        </w:rPr>
-        <w:t xml:space="preserve">    );</w:t>
-      </w:r>
-    </w:p>
-    <w:p>
-      <w:pPr>
-        <w:rPr>
-          <w:sz w:val="24"/>
-          <w:szCs w:val="24"/>
-          <w:lang w:val="en-US" w:eastAsia="en-US"/>
-        </w:rPr>
-      </w:pPr>
-    </w:p>
-    <w:p>
-      <w:pPr>
-        <w:rPr>
-          <w:sz w:val="24"/>
-          <w:szCs w:val="24"/>
-          <w:lang w:val="en-US" w:eastAsia="en-US"/>
-        </w:rPr>
-      </w:pPr>
-      <w:r>
-        <w:rPr>
-          <w:sz w:val="24"/>
-          <w:szCs w:val="24"/>
-          <w:lang w:val="en-US" w:eastAsia="en-US"/>
-        </w:rPr>
-        <w:t xml:space="preserve">    </w:t>
-      </w:r>
-      <w:proofErr w:type="spellStart"/>
-      <w:r>
-        <w:rPr>
-          <w:sz w:val="24"/>
-          <w:szCs w:val="24"/>
-          <w:lang w:val="en-US" w:eastAsia="en-US"/>
-        </w:rPr>
-        <w:t>isSorting</w:t>
-      </w:r>
-      <w:proofErr w:type="spellEnd"/>
-      <w:r>
-        <w:rPr>
-          <w:sz w:val="24"/>
-          <w:szCs w:val="24"/>
-          <w:lang w:val="en-US" w:eastAsia="en-US"/>
-        </w:rPr>
-        <w:t xml:space="preserve"> = false;</w:t>
-      </w:r>
-    </w:p>
-    <w:p>
-      <w:pPr>
-        <w:rPr>
-          <w:sz w:val="24"/>
-          <w:szCs w:val="24"/>
-          <w:lang w:val="en-US" w:eastAsia="en-US"/>
-        </w:rPr>
-      </w:pPr>
-      <w:r>
-        <w:rPr>
-          <w:sz w:val="24"/>
-          <w:szCs w:val="24"/>
-          <w:lang w:val="en-US" w:eastAsia="en-US"/>
-        </w:rPr>
-        <w:t xml:space="preserve">    </w:t>
-      </w:r>
-      <w:proofErr w:type="spellStart"/>
-      <w:r>
-        <w:rPr>
-          <w:sz w:val="24"/>
-          <w:szCs w:val="24"/>
-          <w:lang w:val="en-US" w:eastAsia="en-US"/>
-        </w:rPr>
-        <w:t>sortingCoroutine</w:t>
-      </w:r>
-      <w:proofErr w:type="spellEnd"/>
-      <w:r>
-        <w:rPr>
-          <w:sz w:val="24"/>
-          <w:szCs w:val="24"/>
-          <w:lang w:val="en-US" w:eastAsia="en-US"/>
-        </w:rPr>
-        <w:t xml:space="preserve"> = null;</w:t>
-      </w:r>
-    </w:p>
-    <w:p>
-      <w:pPr>
-        <w:rPr>
-          <w:sz w:val="24"/>
-          <w:szCs w:val="24"/>
-          <w:lang w:val="en-US" w:eastAsia="en-US"/>
-        </w:rPr>
-      </w:pPr>
-      <w:r>
-        <w:rPr>
-          <w:sz w:val="24"/>
-          <w:szCs w:val="24"/>
-          <w:lang w:val="en-US" w:eastAsia="en-US"/>
-        </w:rPr>
-        <w:t>}</w:t>
-      </w:r>
-    </w:p>
-    <w:p>
-      <w:pPr>
-        <w:rPr>
-          <w:sz w:val="24"/>
-          <w:szCs w:val="24"/>
-          <w:lang w:val="en-US" w:eastAsia="en-US"/>
-        </w:rPr>
-      </w:pPr>
-      <w:r>
-        <w:rPr>
-          <w:b/>
-          <w:bCs/>
-          <w:sz w:val="24"/>
-          <w:szCs w:val="24"/>
-          <w:lang w:eastAsia="en-US"/>
-        </w:rPr>
-        <w:t>Листинг</w:t>
-      </w:r>
-      <w:r>
-        <w:rPr>
-          <w:b/>
-          <w:bCs/>
-          <w:sz w:val="24"/>
-          <w:szCs w:val="24"/>
-          <w:lang w:val="en-US" w:eastAsia="en-US"/>
-        </w:rPr>
-        <w:t xml:space="preserve"> 3 – </w:t>
-      </w:r>
-      <w:r>
-        <w:rPr>
-          <w:b/>
-          <w:bCs/>
-          <w:sz w:val="24"/>
-          <w:szCs w:val="24"/>
-          <w:lang w:eastAsia="en-US"/>
-        </w:rPr>
-        <w:t>Выполнение</w:t>
-      </w:r>
-      <w:r>
-        <w:rPr>
-          <w:b/>
-          <w:bCs/>
-          <w:sz w:val="24"/>
-          <w:szCs w:val="24"/>
-          <w:lang w:val="en-US" w:eastAsia="en-US"/>
-        </w:rPr>
-        <w:t xml:space="preserve"> </w:t>
-      </w:r>
-      <w:r>
-        <w:rPr>
-          <w:b/>
-          <w:bCs/>
-          <w:sz w:val="24"/>
-          <w:szCs w:val="24"/>
-          <w:lang w:eastAsia="en-US"/>
-        </w:rPr>
-        <w:t>выбранного</w:t>
-      </w:r>
-      <w:r>
-        <w:rPr>
-          <w:b/>
-          <w:bCs/>
-          <w:sz w:val="24"/>
-          <w:szCs w:val="24"/>
-          <w:lang w:val="en-US" w:eastAsia="en-US"/>
-        </w:rPr>
-        <w:t xml:space="preserve"> </w:t>
-      </w:r>
-      <w:r>
-        <w:rPr>
-          <w:b/>
-          <w:bCs/>
-          <w:sz w:val="24"/>
-          <w:szCs w:val="24"/>
-          <w:lang w:eastAsia="en-US"/>
-        </w:rPr>
-        <w:t>алгоритма</w:t>
-      </w:r>
-    </w:p>
-    <w:p>
-      <w:pPr>
-        <w:rPr>
-          <w:sz w:val="24"/>
-          <w:szCs w:val="24"/>
-          <w:lang w:eastAsia="en-US"/>
-        </w:rPr>
-      </w:pPr>
-      <w:r>
-        <w:rPr>
-          <w:sz w:val="24"/>
-          <w:szCs w:val="24"/>
-          <w:lang w:eastAsia="en-US"/>
-        </w:rPr>
-        <w:t xml:space="preserve">Метод </w:t>
-      </w:r>
-      <w:proofErr w:type="spellStart"/>
-      <w:r>
-        <w:rPr>
-          <w:sz w:val="24"/>
-          <w:szCs w:val="24"/>
-          <w:lang w:eastAsia="en-US"/>
-        </w:rPr>
-        <w:t>RunSorting</w:t>
-      </w:r>
-      <w:proofErr w:type="spellEnd"/>
-      <w:r>
-        <w:rPr>
-          <w:sz w:val="24"/>
-          <w:szCs w:val="24"/>
-          <w:lang w:eastAsia="en-US"/>
-        </w:rPr>
-        <w:t xml:space="preserve"> передаёт алгоритму массив, объект визуализатора и счётчик операций. Благодаря этому реализация каждого алгоритма может одновременно изменять состояние массива, обновлять визуальное представление и регистрировать выполняемые операции.</w:t>
-      </w:r>
-    </w:p>
-    <w:p>
-      <w:pPr>
-        <w:rPr>
-          <w:sz w:val="24"/>
-          <w:szCs w:val="24"/>
-          <w:lang w:eastAsia="en-US"/>
-        </w:rPr>
-      </w:pPr>
-      <w:r>
-        <w:rPr>
-          <w:sz w:val="24"/>
-          <w:szCs w:val="24"/>
-          <w:lang w:eastAsia="en-US"/>
-        </w:rPr>
-        <w:t xml:space="preserve">Использование </w:t>
-      </w:r>
-      <w:proofErr w:type="spellStart"/>
-      <w:r>
-        <w:rPr>
-          <w:sz w:val="24"/>
-          <w:szCs w:val="24"/>
-          <w:lang w:eastAsia="en-US"/>
-        </w:rPr>
-        <w:t>coroutine</w:t>
-      </w:r>
-      <w:proofErr w:type="spellEnd"/>
-      <w:r>
-        <w:rPr>
-          <w:sz w:val="24"/>
-          <w:szCs w:val="24"/>
-          <w:lang w:eastAsia="en-US"/>
-        </w:rPr>
-        <w:t xml:space="preserve"> позволяет выполнять сортировку пошагово и приостанавливать выполнение между отдельными действиями. Это необходимо для визуального отображения процесса сортировки и реализации режима пошагового выполнения.</w:t>
-      </w:r>
-    </w:p>
-    <w:p>
-      <w:pPr>
-        <w:rPr>
-          <w:lang w:eastAsia="en-US"/>
-        </w:rPr>
-      </w:pPr>
-      <w:r>
-        <w:rPr>
-          <w:lang w:eastAsia="en-US"/>
-        </w:rPr>
-        <w:pict w14:anchorId="67813CEC">
-          <v:rect id="_x0000_i1025" style="width:0;height:1.5pt" o:hralign="center" o:hrstd="t" o:hr="t" fillcolor="#a0a0a0" stroked="f"/>
-        </w:pict>
-      </w:r>
-    </w:p>
-    <w:p>
-      <w:pPr>
-        <w:rPr>
-          <w:b/>
-          <w:bCs/>
-          <w:sz w:val="28"/>
-          <w:szCs w:val="28"/>
-          <w:lang w:eastAsia="en-US"/>
-        </w:rPr>
-      </w:pPr>
-      <w:r>
-        <w:rPr>
-          <w:b/>
-          <w:bCs/>
-          <w:sz w:val="28"/>
-          <w:szCs w:val="28"/>
-          <w:lang w:eastAsia="en-US"/>
-        </w:rPr>
-        <w:t>3.2 Интерфейс ISorter</w:t>
-      </w:r>
-    </w:p>
-    <w:p>
-      <w:pPr>
-        <w:rPr>
-          <w:sz w:val="24"/>
-          <w:szCs w:val="24"/>
-          <w:lang w:eastAsia="en-US"/>
-        </w:rPr>
-      </w:pPr>
-      <w:r>
-        <w:rPr>
-          <w:sz w:val="24"/>
-          <w:szCs w:val="24"/>
-          <w:lang w:eastAsia="en-US"/>
-        </w:rPr>
-        <w:t xml:space="preserve">Для унификации реализации алгоритмов сортировки в приложении используется интерфейс ISorter. Каждый алгоритм реализует данный интерфейс и предоставляет собственную реализацию метода </w:t>
-      </w:r>
-      <w:proofErr w:type="spellStart"/>
-      <w:r>
-        <w:rPr>
-          <w:sz w:val="24"/>
-          <w:szCs w:val="24"/>
-          <w:lang w:eastAsia="en-US"/>
-        </w:rPr>
-        <w:t>Sort</w:t>
-      </w:r>
-      <w:proofErr w:type="spellEnd"/>
-      <w:r>
-        <w:rPr>
-          <w:sz w:val="24"/>
-          <w:szCs w:val="24"/>
-          <w:lang w:eastAsia="en-US"/>
-        </w:rPr>
-        <w:t>.</w:t>
-      </w:r>
-    </w:p>
-    <w:p>
-      <w:pPr>
-        <w:rPr>
-          <w:sz w:val="24"/>
-          <w:szCs w:val="24"/>
-          <w:lang w:eastAsia="en-US"/>
-        </w:rPr>
-      </w:pPr>
-      <w:r>
-        <w:rPr>
-          <w:sz w:val="24"/>
-          <w:szCs w:val="24"/>
-          <w:lang w:eastAsia="en-US"/>
-        </w:rPr>
-        <w:t>Основной метод интерфейса имеет следующий вид:</w:t>
-      </w:r>
-    </w:p>
-    <w:p>
-      <w:pPr>
-        <w:rPr>
-          <w:sz w:val="24"/>
-          <w:szCs w:val="24"/>
-          <w:lang w:val="en-US" w:eastAsia="en-US"/>
-        </w:rPr>
-      </w:pPr>
-      <w:r>
-        <w:rPr>
-          <w:sz w:val="24"/>
-          <w:szCs w:val="24"/>
-          <w:lang w:val="en-US" w:eastAsia="en-US"/>
-        </w:rPr>
-        <w:t>IEnumerator Sort(</w:t>
-      </w:r>
-    </w:p>
-    <w:p>
-      <w:pPr>
-        <w:rPr>
-          <w:sz w:val="24"/>
-          <w:szCs w:val="24"/>
-          <w:lang w:val="en-US" w:eastAsia="en-US"/>
-        </w:rPr>
-      </w:pPr>
-      <w:r>
-        <w:rPr>
-          <w:sz w:val="24"/>
-          <w:szCs w:val="24"/>
-          <w:lang w:val="en-US" w:eastAsia="en-US"/>
-        </w:rPr>
-        <w:t xml:space="preserve">    int[] array,</w:t>
-      </w:r>
-    </w:p>
-    <w:p>
-      <w:pPr>
-        <w:rPr>
-          <w:sz w:val="24"/>
-          <w:szCs w:val="24"/>
-          <w:lang w:val="en-US" w:eastAsia="en-US"/>
-        </w:rPr>
-      </w:pPr>
-      <w:r>
-        <w:rPr>
-          <w:sz w:val="24"/>
-          <w:szCs w:val="24"/>
-          <w:lang w:val="en-US" w:eastAsia="en-US"/>
-        </w:rPr>
-        <w:t xml:space="preserve">    IVisualizerAPI visualizer,</w:t>
-      </w:r>
-    </w:p>
-    <w:p>
-      <w:pPr>
-        <w:rPr>
-          <w:sz w:val="24"/>
-          <w:szCs w:val="24"/>
-          <w:lang w:eastAsia="en-US"/>
-        </w:rPr>
-      </w:pPr>
-      <w:r>
-        <w:rPr>
-          <w:sz w:val="24"/>
-          <w:szCs w:val="24"/>
-          <w:lang w:val="en-US" w:eastAsia="en-US"/>
-        </w:rPr>
-        <w:t xml:space="preserve">    </w:t>
-      </w:r>
-      <w:proofErr w:type="spellStart"/>
-      <w:r>
-        <w:rPr>
-          <w:sz w:val="24"/>
-          <w:szCs w:val="24"/>
-          <w:lang w:eastAsia="en-US"/>
-        </w:rPr>
-        <w:t>IOperationCounter</w:t>
-      </w:r>
-      <w:proofErr w:type="spellEnd"/>
-      <w:r>
-        <w:rPr>
-          <w:sz w:val="24"/>
-          <w:szCs w:val="24"/>
-          <w:lang w:eastAsia="en-US"/>
-        </w:rPr>
-        <w:t xml:space="preserve"> </w:t>
-      </w:r>
-      <w:proofErr w:type="spellStart"/>
-      <w:r>
-        <w:rPr>
-          <w:sz w:val="24"/>
-          <w:szCs w:val="24"/>
-          <w:lang w:eastAsia="en-US"/>
-        </w:rPr>
-        <w:t>counter</w:t>
-      </w:r>
-      <w:proofErr w:type="spellEnd"/>
-    </w:p>
-    <w:p>
-      <w:pPr>
-        <w:rPr>
-          <w:sz w:val="24"/>
-          <w:szCs w:val="24"/>
-          <w:lang w:eastAsia="en-US"/>
-        </w:rPr>
-      </w:pPr>
-      <w:r>
-        <w:rPr>
-          <w:sz w:val="24"/>
-          <w:szCs w:val="24"/>
-          <w:lang w:eastAsia="en-US"/>
-        </w:rPr>
-        <w:t>);</w:t>
-      </w:r>
-    </w:p>
-    <w:p>
-      <w:pPr>
-        <w:rPr>
-          <w:sz w:val="24"/>
-          <w:szCs w:val="24"/>
-          <w:lang w:eastAsia="en-US"/>
-        </w:rPr>
-      </w:pPr>
-      <w:r>
-        <w:rPr>
-          <w:b/>
-          <w:bCs/>
-          <w:sz w:val="24"/>
-          <w:szCs w:val="24"/>
-          <w:lang w:eastAsia="en-US"/>
-        </w:rPr>
-        <w:t>Листинг 4 – Интерфейс ISorter</w:t>
-      </w:r>
-    </w:p>
-    <w:p>
-      <w:pPr>
-        <w:rPr>
-          <w:sz w:val="24"/>
-          <w:szCs w:val="24"/>
-          <w:lang w:eastAsia="en-US"/>
-        </w:rPr>
-      </w:pPr>
-      <w:r>
-        <w:rPr>
-          <w:sz w:val="24"/>
-          <w:szCs w:val="24"/>
-          <w:lang w:eastAsia="en-US"/>
-        </w:rPr>
-        <w:t>В метод передаются три объекта: сортируемый массив, интерфейс визуализации и интерфейс счётчика операций. Такое разделение позволяет отделить алгоритмическую часть программы от её визуального представления и подсчёта статистики.</w:t>
-      </w:r>
-    </w:p>
-    <w:p>
-      <w:pPr>
-        <w:rPr>
-          <w:sz w:val="24"/>
-          <w:szCs w:val="24"/>
-          <w:lang w:eastAsia="en-US"/>
-        </w:rPr>
-      </w:pPr>
-      <w:r>
-        <w:rPr>
-          <w:sz w:val="24"/>
-          <w:szCs w:val="24"/>
-          <w:lang w:eastAsia="en-US"/>
-        </w:rPr>
-        <w:t xml:space="preserve">На основе ISorter в приложении реализованы пузырьковая, сортировка вставками, сортировка выбором, быстрая сортировка, сортировка слиянием, пирамидальная сортировка, сортировка Шелла, сортировки подсчётом и поразрядные сортировки, коктейльная и гномья сортировки, </w:t>
-      </w:r>
-      <w:proofErr w:type="spellStart"/>
-      <w:r>
-        <w:rPr>
-          <w:sz w:val="24"/>
-          <w:szCs w:val="24"/>
-          <w:lang w:eastAsia="en-US"/>
-        </w:rPr>
-        <w:t>Bogo</w:t>
-      </w:r>
-      <w:proofErr w:type="spellEnd"/>
-      <w:r>
-        <w:rPr>
-          <w:sz w:val="24"/>
-          <w:szCs w:val="24"/>
-          <w:lang w:eastAsia="en-US"/>
-        </w:rPr>
-        <w:t xml:space="preserve"> </w:t>
-      </w:r>
-      <w:proofErr w:type="spellStart"/>
-      <w:r>
-        <w:rPr>
-          <w:sz w:val="24"/>
-          <w:szCs w:val="24"/>
-          <w:lang w:eastAsia="en-US"/>
-        </w:rPr>
-        <w:t>Sort</w:t>
-      </w:r>
-      <w:proofErr w:type="spellEnd"/>
-      <w:r>
-        <w:rPr>
-          <w:sz w:val="24"/>
-          <w:szCs w:val="24"/>
-          <w:lang w:eastAsia="en-US"/>
-        </w:rPr>
-        <w:t xml:space="preserve">, </w:t>
-      </w:r>
-      <w:proofErr w:type="spellStart"/>
-      <w:r>
-        <w:rPr>
-          <w:sz w:val="24"/>
-          <w:szCs w:val="24"/>
-          <w:lang w:eastAsia="en-US"/>
-        </w:rPr>
-        <w:t>std</w:t>
-      </w:r>
-      <w:proofErr w:type="spellEnd"/>
-      <w:r>
-        <w:rPr>
-          <w:sz w:val="24"/>
-          <w:szCs w:val="24"/>
-          <w:lang w:eastAsia="en-US"/>
-        </w:rPr>
-        <w:t>::</w:t>
-      </w:r>
-      <w:proofErr w:type="spellStart"/>
-      <w:r>
-        <w:rPr>
-          <w:sz w:val="24"/>
-          <w:szCs w:val="24"/>
-          <w:lang w:eastAsia="en-US"/>
-        </w:rPr>
-        <w:t>stable_sort</w:t>
-      </w:r>
-      <w:proofErr w:type="spellEnd"/>
-      <w:r>
-        <w:rPr>
-          <w:sz w:val="24"/>
-          <w:szCs w:val="24"/>
-          <w:lang w:eastAsia="en-US"/>
-        </w:rPr>
-        <w:t xml:space="preserve"> и </w:t>
-      </w:r>
-      <w:proofErr w:type="spellStart"/>
-      <w:r>
-        <w:rPr>
-          <w:sz w:val="24"/>
-          <w:szCs w:val="24"/>
-          <w:lang w:eastAsia="en-US"/>
-        </w:rPr>
-        <w:t>Bitonic</w:t>
-      </w:r>
-      <w:proofErr w:type="spellEnd"/>
-      <w:r>
-        <w:rPr>
-          <w:sz w:val="24"/>
-          <w:szCs w:val="24"/>
-          <w:lang w:eastAsia="en-US"/>
-        </w:rPr>
-        <w:t xml:space="preserve"> </w:t>
-      </w:r>
-      <w:proofErr w:type="spellStart"/>
-      <w:r>
-        <w:rPr>
-          <w:sz w:val="24"/>
-          <w:szCs w:val="24"/>
-          <w:lang w:eastAsia="en-US"/>
-        </w:rPr>
-        <w:t>Sort</w:t>
-      </w:r>
-      <w:proofErr w:type="spellEnd"/>
-      <w:r>
-        <w:rPr>
-          <w:sz w:val="24"/>
-          <w:szCs w:val="24"/>
-          <w:lang w:eastAsia="en-US"/>
-        </w:rPr>
-        <w:t>.</w:t>
-      </w:r>
-    </w:p>
-    <w:p>
-      <w:pPr>
-        <w:rPr>
-          <w:sz w:val="24"/>
-          <w:szCs w:val="24"/>
-          <w:lang w:eastAsia="en-US"/>
-        </w:rPr>
-      </w:pPr>
-      <w:r>
-        <w:rPr>
-          <w:sz w:val="24"/>
-          <w:szCs w:val="24"/>
-          <w:lang w:eastAsia="en-US"/>
-        </w:rPr>
-        <w:t>Таким образом, все алгоритмы имеют единый способ запуска и могут выбираться контроллером независимо друг от друга.</w:t>
-      </w:r>
-    </w:p>
-    <w:p>
-      <w:pPr>
-        <w:rPr>
-          <w:lang w:eastAsia="en-US"/>
-        </w:rPr>
-      </w:pPr>
-      <w:r>
-        <w:rPr>
-          <w:sz w:val="24"/>
-          <w:szCs w:val="24"/>
-          <w:lang w:eastAsia="en-US"/>
-        </w:rPr>
-        <w:pict w14:anchorId="640B1208">
-          <v:rect id="_x0000_i1026" style="width:0;height:1.5pt" o:hralign="center" o:hrstd="t" o:hr="t" fillcolor="#a0a0a0" stroked="f"/>
-        </w:pict>
-      </w:r>
-    </w:p>
-    <w:p>
-      <w:pPr>
-        <w:rPr>
-          <w:b/>
-          <w:bCs/>
-          <w:sz w:val="28"/>
-          <w:szCs w:val="28"/>
-          <w:lang w:eastAsia="en-US"/>
-        </w:rPr>
-      </w:pPr>
-      <w:r>
-        <w:rPr>
-          <w:b/>
-          <w:bCs/>
-          <w:sz w:val="28"/>
-          <w:szCs w:val="28"/>
-          <w:lang w:eastAsia="en-US"/>
-        </w:rPr>
-        <w:t>3.3 Класс ArrayVisualizer</w:t>
-      </w:r>
-    </w:p>
-    <w:p>
-      <w:pPr>
-        <w:rPr>
-          <w:sz w:val="24"/>
-          <w:szCs w:val="24"/>
-          <w:lang w:eastAsia="en-US"/>
-        </w:rPr>
-      </w:pPr>
-      <w:r>
-        <w:rPr>
-          <w:sz w:val="24"/>
-          <w:szCs w:val="24"/>
-          <w:lang w:eastAsia="en-US"/>
-        </w:rPr>
-        <w:lastRenderedPageBreak/>
-        <w:t>Класс ArrayVisualizer отвечает за визуальное представление сортируемого массива. Каждый элемент массива отображается в виде отдельного столбика, высота которого соответствует числовому значению элемента.</w:t>
-      </w:r>
-    </w:p>
-    <w:p>
-      <w:pPr>
-        <w:rPr>
-          <w:sz w:val="24"/>
-          <w:szCs w:val="24"/>
-          <w:lang w:eastAsia="en-US"/>
-        </w:rPr>
-      </w:pPr>
-      <w:r>
-        <w:rPr>
-          <w:sz w:val="24"/>
-          <w:szCs w:val="24"/>
-          <w:lang w:eastAsia="en-US"/>
-        </w:rPr>
-        <w:t xml:space="preserve">При создании массива метод </w:t>
-      </w:r>
-      <w:proofErr w:type="spellStart"/>
-      <w:r>
-        <w:rPr>
-          <w:sz w:val="24"/>
-          <w:szCs w:val="24"/>
-          <w:lang w:eastAsia="en-US"/>
-        </w:rPr>
-        <w:t>CreateBars</w:t>
-      </w:r>
-      <w:proofErr w:type="spellEnd"/>
-      <w:r>
-        <w:rPr>
-          <w:sz w:val="24"/>
-          <w:szCs w:val="24"/>
-          <w:lang w:eastAsia="en-US"/>
-        </w:rPr>
-        <w:t xml:space="preserve"> создаёт необходимые объекты и устанавливает их размеры и положение на сцене.</w:t>
-      </w:r>
-    </w:p>
-    <w:p>
-      <w:pPr>
-        <w:rPr>
-          <w:sz w:val="24"/>
-          <w:szCs w:val="24"/>
-          <w:lang w:eastAsia="en-US"/>
-        </w:rPr>
-      </w:pPr>
-      <w:r>
-        <w:rPr>
-          <w:sz w:val="24"/>
-          <w:szCs w:val="24"/>
-          <w:lang w:eastAsia="en-US"/>
-        </w:rPr>
-        <w:t>Кроме создания элементов массива, класс реализует методы интерфейса IVisualizerAPI, предназначенные для отображения текущего состояния алгоритма. В частности, реализованы подсветка сравниваемых элементов, выделение активного элемента, обозначение отсортированных элементов и анимация обмена двух столбиков.</w:t>
-      </w:r>
-    </w:p>
-    <w:p>
-      <w:pPr>
-        <w:rPr>
-          <w:sz w:val="24"/>
-          <w:szCs w:val="24"/>
-          <w:lang w:eastAsia="en-US"/>
-        </w:rPr>
-      </w:pPr>
-      <w:r>
-        <w:rPr>
-          <w:sz w:val="24"/>
-          <w:szCs w:val="24"/>
-          <w:lang w:eastAsia="en-US"/>
-        </w:rPr>
-        <w:t xml:space="preserve">Отдельно реализована подсветка строк псевдокода. Метод </w:t>
-      </w:r>
-      <w:proofErr w:type="spellStart"/>
-      <w:r>
-        <w:rPr>
-          <w:sz w:val="24"/>
-          <w:szCs w:val="24"/>
-          <w:lang w:eastAsia="en-US"/>
-        </w:rPr>
-        <w:t>HighlightPseudoCodeLine</w:t>
-      </w:r>
-      <w:proofErr w:type="spellEnd"/>
-      <w:r>
-        <w:rPr>
-          <w:sz w:val="24"/>
-          <w:szCs w:val="24"/>
-          <w:lang w:eastAsia="en-US"/>
-        </w:rPr>
-        <w:t xml:space="preserve"> изменяет цвет соответствующей строки, благодаря чему пользователь может видеть, какой участок алгоритма выполняется в текущий момент.</w:t>
-      </w:r>
-    </w:p>
-    <w:p>
-      <w:pPr>
-        <w:rPr>
-          <w:lang w:eastAsia="en-US"/>
-        </w:rPr>
-      </w:pPr>
-      <w:r>
-        <w:rPr>
-          <w:lang w:eastAsia="en-US"/>
-        </w:rPr>
-        <w:pict w14:anchorId="17BFB71E">
-          <v:rect id="_x0000_i1027" style="width:0;height:1.5pt" o:hralign="center" o:hrstd="t" o:hr="t" fillcolor="#a0a0a0" stroked="f"/>
-        </w:pict>
-      </w:r>
-    </w:p>
-    <w:p>
-      <w:pPr>
-        <w:rPr>
-          <w:b/>
-          <w:bCs/>
-          <w:sz w:val="28"/>
-          <w:szCs w:val="28"/>
-          <w:lang w:eastAsia="en-US"/>
-        </w:rPr>
-      </w:pPr>
-      <w:r>
-        <w:rPr>
-          <w:b/>
-          <w:bCs/>
-          <w:sz w:val="28"/>
-          <w:szCs w:val="28"/>
-          <w:lang w:eastAsia="en-US"/>
-        </w:rPr>
-        <w:t>3.4 Подсчёт операций</w:t>
-      </w:r>
-    </w:p>
-    <w:p>
-      <w:pPr>
-        <w:rPr>
-          <w:sz w:val="24"/>
-          <w:szCs w:val="24"/>
-          <w:lang w:eastAsia="en-US"/>
-        </w:rPr>
-      </w:pPr>
-      <w:r>
-        <w:rPr>
-          <w:sz w:val="24"/>
-          <w:szCs w:val="24"/>
-          <w:lang w:eastAsia="en-US"/>
-        </w:rPr>
-        <w:t xml:space="preserve">Для получения количественных характеристик алгоритмов в приложении используется компонент </w:t>
-      </w:r>
-      <w:proofErr w:type="spellStart"/>
-      <w:r>
-        <w:rPr>
-          <w:sz w:val="24"/>
-          <w:szCs w:val="24"/>
-          <w:lang w:eastAsia="en-US"/>
-        </w:rPr>
-        <w:t>OperationCounter</w:t>
-      </w:r>
-      <w:proofErr w:type="spellEnd"/>
-      <w:r>
-        <w:rPr>
-          <w:sz w:val="24"/>
-          <w:szCs w:val="24"/>
-          <w:lang w:eastAsia="en-US"/>
-        </w:rPr>
-        <w:t>. Он регистрирует количество сравнений и обменов элементов во время выполнения сортировки.</w:t>
-      </w:r>
-    </w:p>
-    <w:p>
-      <w:pPr>
-        <w:rPr>
-          <w:sz w:val="24"/>
-          <w:szCs w:val="24"/>
-          <w:lang w:eastAsia="en-US"/>
-        </w:rPr>
-      </w:pPr>
-      <w:r>
-        <w:rPr>
-          <w:sz w:val="24"/>
-          <w:szCs w:val="24"/>
-          <w:lang w:eastAsia="en-US"/>
-        </w:rPr>
-        <w:t xml:space="preserve">Каждый алгоритм получает объект счётчика через интерфейс </w:t>
-      </w:r>
-      <w:proofErr w:type="spellStart"/>
-      <w:r>
-        <w:rPr>
-          <w:sz w:val="24"/>
-          <w:szCs w:val="24"/>
-          <w:lang w:eastAsia="en-US"/>
-        </w:rPr>
-        <w:t>IOperationCounter</w:t>
-      </w:r>
-      <w:proofErr w:type="spellEnd"/>
-      <w:r>
-        <w:rPr>
-          <w:sz w:val="24"/>
-          <w:szCs w:val="24"/>
-          <w:lang w:eastAsia="en-US"/>
-        </w:rPr>
-        <w:t xml:space="preserve"> и увеличивает соответствующее значение при выполнении операции. Полученные данные отображаются в пользовательском интерфейсе и используются при сравнительном анализе алгоритмов.</w:t>
-      </w:r>
-    </w:p>
-    <w:p>
-      <w:pPr>
-        <w:rPr>
-          <w:lang w:eastAsia="en-US"/>
-        </w:rPr>
-      </w:pPr>
-      <w:r>
-        <w:rPr>
-          <w:sz w:val="24"/>
-          <w:szCs w:val="24"/>
-          <w:lang w:eastAsia="en-US"/>
-        </w:rPr>
-        <w:t>Такой подход позволяет использовать единый механизм подсчёта для всех реализованных алгоритмов и получать сопоставимые результаты</w:t>
-      </w:r>
-      <w:r>
-        <w:rPr>
-          <w:lang w:eastAsia="en-US"/>
-        </w:rPr>
-        <w:t>.</w:t>
-      </w:r>
-      <w:r>
-        <w:rPr>
-          <w:lang w:eastAsia="en-US"/>
-        </w:rPr>
-        <w:t xml:space="preserve"> </w:t>
-      </w:r>
-    </w:p>
-    <w:p>
-      <w:pPr>
-        <w:rPr>
-          <w:lang w:eastAsia="en-US"/>
-        </w:rPr>
-      </w:pPr>
-      <w:r>
-        <w:rPr>
-          <w:lang w:eastAsia="en-US"/>
-        </w:rPr>
-        <w:pict w14:anchorId="14B245F5">
-          <v:rect id="_x0000_i1028" style="width:0;height:1.5pt" o:hralign="center" o:hrstd="t" o:hr="t" fillcolor="#a0a0a0" stroked="f"/>
-        </w:pict>
-      </w:r>
-    </w:p>
-    <w:p>
-      <w:pPr>
-        <w:rPr>
-          <w:b/>
-          <w:bCs/>
-          <w:sz w:val="28"/>
-          <w:szCs w:val="28"/>
-          <w:lang w:eastAsia="en-US"/>
-        </w:rPr>
-      </w:pPr>
-      <w:r>
-        <w:rPr>
-          <w:b/>
-          <w:bCs/>
-          <w:sz w:val="28"/>
-          <w:szCs w:val="28"/>
-          <w:lang w:eastAsia="en-US"/>
-        </w:rPr>
-        <w:t>3.5 Реализация алгоритмов сортировки</w:t>
-      </w:r>
-    </w:p>
-    <w:p>
-      <w:pPr>
-        <w:rPr>
-          <w:sz w:val="24"/>
-          <w:szCs w:val="24"/>
-          <w:lang w:eastAsia="en-US"/>
-        </w:rPr>
-      </w:pPr>
-      <w:r>
-        <w:rPr>
-          <w:sz w:val="24"/>
-          <w:szCs w:val="24"/>
-          <w:lang w:eastAsia="en-US"/>
-        </w:rPr>
-        <w:t>В приложении каждый алгоритм сортировки реализован в отдельном классе, соответствующем общему интерфейсу ISorter. Такой подход позволяет использовать единый механизм запуска и визуализации для различных алгоритмов.</w:t>
-      </w:r>
-    </w:p>
-    <w:p>
-      <w:pPr>
-        <w:rPr>
-          <w:sz w:val="24"/>
-          <w:szCs w:val="24"/>
-          <w:lang w:eastAsia="en-US"/>
-        </w:rPr>
-      </w:pPr>
-      <w:r>
-        <w:rPr>
-          <w:sz w:val="24"/>
-          <w:szCs w:val="24"/>
-          <w:lang w:eastAsia="en-US"/>
-        </w:rPr>
-        <w:t>В качестве примера рассмотрим реализацию сортировки вставками. Алгоритм последовательно сравнивает текущий элемент с предыдущим. Если элементы расположены в неправильном порядке, выполняется их обмен, после чего визуализатор отображает изменение положения элементов массива.</w:t>
-      </w:r>
-    </w:p>
-    <w:p>
-      <w:pPr>
-        <w:rPr>
           <w:sz w:val="24"/>
           <w:szCs w:val="24"/>
           <w:lang w:eastAsia="en-US"/>
@@ -5989,12 +4503,11 @@
           <w:noProof/>
           <w14:ligatures w14:val="standardContextual"/>
         </w:rPr>
-        <w:lastRenderedPageBreak/>
         <w:drawing>
-          <wp:inline distT="0" distB="0" distL="0" distR="0" wp14:anchorId="22A2B839" wp14:editId="57823640">
-            <wp:extent cx="3829050" cy="3181350"/>
+          <wp:inline distT="0" distB="0" distL="0" distR="0" wp14:anchorId="55C347D7" wp14:editId="3FA7E184">
+            <wp:extent cx="4229100" cy="2476500"/>
             <wp:effectExtent l="0" t="0" r="0" b="0"/>
-            <wp:docPr id="6" name="Рисунок 6"/>
+            <wp:docPr id="4" name="Рисунок 4"/>
             <wp:cNvGraphicFramePr>
               <a:graphicFrameLocks xmlns:a="http://schemas.openxmlformats.org/drawingml/2006/main" noChangeAspect="1"/>
             </wp:cNvGraphicFramePr>
@@ -6014,6 +4527,1086 @@
                   <pic:spPr>
                     <a:xfrm>
                       <a:off x="0" y="0"/>
+                      <a:ext cx="4229100" cy="2476500"/>
+                    </a:xfrm>
+                    <a:prstGeom prst="rect">
+                      <a:avLst/>
+                    </a:prstGeom>
+                  </pic:spPr>
+                </pic:pic>
+              </a:graphicData>
+            </a:graphic>
+          </wp:inline>
+        </w:drawing>
+      </w:r>
+      <w:r>
+        <w:rPr>
+          <w:b/>
+          <w:bCs/>
+          <w:sz w:val="24"/>
+          <w:szCs w:val="24"/>
+          <w:lang w:eastAsia="en-US"/>
+        </w:rPr>
+        <w:t xml:space="preserve"> </w:t>
+      </w:r>
+    </w:p>
+    <w:p>
+      <w:pPr>
+        <w:rPr>
+          <w:sz w:val="24"/>
+          <w:szCs w:val="24"/>
+          <w:lang w:val="en-US" w:eastAsia="en-US"/>
+        </w:rPr>
+      </w:pPr>
+      <w:r>
+        <w:rPr>
+          <w:b/>
+          <w:bCs/>
+          <w:sz w:val="24"/>
+          <w:szCs w:val="24"/>
+          <w:lang w:eastAsia="en-US"/>
+        </w:rPr>
+        <w:lastRenderedPageBreak/>
+        <w:t>Листинг</w:t>
+      </w:r>
+      <w:r>
+        <w:rPr>
+          <w:b/>
+          <w:bCs/>
+          <w:sz w:val="24"/>
+          <w:szCs w:val="24"/>
+          <w:lang w:val="en-US" w:eastAsia="en-US"/>
+        </w:rPr>
+        <w:t xml:space="preserve"> 2 – </w:t>
+      </w:r>
+      <w:r>
+        <w:rPr>
+          <w:b/>
+          <w:bCs/>
+          <w:sz w:val="24"/>
+          <w:szCs w:val="24"/>
+          <w:lang w:eastAsia="en-US"/>
+        </w:rPr>
+        <w:t>Подготовка</w:t>
+      </w:r>
+      <w:r>
+        <w:rPr>
+          <w:b/>
+          <w:bCs/>
+          <w:sz w:val="24"/>
+          <w:szCs w:val="24"/>
+          <w:lang w:val="en-US" w:eastAsia="en-US"/>
+        </w:rPr>
+        <w:t xml:space="preserve"> </w:t>
+      </w:r>
+      <w:r>
+        <w:rPr>
+          <w:b/>
+          <w:bCs/>
+          <w:sz w:val="24"/>
+          <w:szCs w:val="24"/>
+          <w:lang w:eastAsia="en-US"/>
+        </w:rPr>
+        <w:t>и</w:t>
+      </w:r>
+      <w:r>
+        <w:rPr>
+          <w:b/>
+          <w:bCs/>
+          <w:sz w:val="24"/>
+          <w:szCs w:val="24"/>
+          <w:lang w:val="en-US" w:eastAsia="en-US"/>
+        </w:rPr>
+        <w:t xml:space="preserve"> </w:t>
+      </w:r>
+      <w:r>
+        <w:rPr>
+          <w:b/>
+          <w:bCs/>
+          <w:sz w:val="24"/>
+          <w:szCs w:val="24"/>
+          <w:lang w:eastAsia="en-US"/>
+        </w:rPr>
+        <w:t>запуск</w:t>
+      </w:r>
+      <w:r>
+        <w:rPr>
+          <w:b/>
+          <w:bCs/>
+          <w:sz w:val="24"/>
+          <w:szCs w:val="24"/>
+          <w:lang w:val="en-US" w:eastAsia="en-US"/>
+        </w:rPr>
+        <w:t xml:space="preserve"> </w:t>
+      </w:r>
+      <w:r>
+        <w:rPr>
+          <w:b/>
+          <w:bCs/>
+          <w:sz w:val="24"/>
+          <w:szCs w:val="24"/>
+          <w:lang w:eastAsia="en-US"/>
+        </w:rPr>
+        <w:t>сортировки</w:t>
+      </w:r>
+    </w:p>
+    <w:p>
+      <w:pPr>
+        <w:rPr>
+          <w:sz w:val="24"/>
+          <w:szCs w:val="24"/>
+          <w:lang w:eastAsia="en-US"/>
+        </w:rPr>
+      </w:pPr>
+      <w:r>
+        <w:rPr>
+          <w:sz w:val="24"/>
+          <w:szCs w:val="24"/>
+          <w:lang w:eastAsia="en-US"/>
+        </w:rPr>
+        <w:t>Копирование исходного массива необходимо для того, чтобы после завершения алгоритма или при его повторном запуске можно было восстановить исходные данные. Одновременно сбрасывается счётчик операций и фиксируется момент начала сортировки для последующего измерения времени выполнения.</w:t>
+      </w:r>
+    </w:p>
+    <w:p>
+      <w:pPr>
+        <w:rPr>
+          <w:sz w:val="24"/>
+          <w:szCs w:val="24"/>
+          <w:lang w:eastAsia="en-US"/>
+        </w:rPr>
+      </w:pPr>
+      <w:r>
+        <w:rPr>
+          <w:sz w:val="24"/>
+          <w:szCs w:val="24"/>
+          <w:lang w:eastAsia="en-US"/>
+        </w:rPr>
+        <w:t>Непосредственное выполнение выбранного алгоритма осуществляется в отдельной</w:t>
+      </w:r>
+      <w:r>
+        <w:rPr>
+          <w:sz w:val="24"/>
+          <w:szCs w:val="24"/>
+          <w:lang w:eastAsia="en-US"/>
+        </w:rPr>
+        <w:t xml:space="preserve"> </w:t>
+      </w:r>
+      <w:r>
+        <w:rPr>
+          <w:sz w:val="24"/>
+          <w:szCs w:val="24"/>
+          <w:lang w:eastAsia="en-US"/>
+        </w:rPr>
+        <w:t>корутин</w:t>
+      </w:r>
+      <w:r>
+        <w:rPr>
+          <w:sz w:val="24"/>
+          <w:szCs w:val="24"/>
+          <w:lang w:eastAsia="en-US"/>
+        </w:rPr>
+        <w:t>е</w:t>
+      </w:r>
+      <w:r>
+        <w:rPr>
+          <w:sz w:val="24"/>
+          <w:szCs w:val="24"/>
+          <w:lang w:eastAsia="en-US"/>
+        </w:rPr>
+        <w:t>:</w:t>
+      </w:r>
+    </w:p>
+    <w:p>
+      <w:pPr>
+        <w:rPr>
+          <w:sz w:val="24"/>
+          <w:szCs w:val="24"/>
+          <w:lang w:val="en-US" w:eastAsia="en-US"/>
+        </w:rPr>
+      </w:pPr>
+      <w:r>
+        <w:rPr>
+          <w:noProof/>
+          <w14:ligatures w14:val="standardContextual"/>
+        </w:rPr>
+        <w:drawing>
+          <wp:inline distT="0" distB="0" distL="0" distR="0" wp14:anchorId="1B470B6E" wp14:editId="0F8E3329">
+            <wp:extent cx="5940425" cy="1752600"/>
+            <wp:effectExtent l="0" t="0" r="3175" b="0"/>
+            <wp:docPr id="8" name="Рисунок 8"/>
+            <wp:cNvGraphicFramePr>
+              <a:graphicFrameLocks xmlns:a="http://schemas.openxmlformats.org/drawingml/2006/main" noChangeAspect="1"/>
+            </wp:cNvGraphicFramePr>
+            <a:graphic xmlns:a="http://schemas.openxmlformats.org/drawingml/2006/main">
+              <a:graphicData uri="http://schemas.openxmlformats.org/drawingml/2006/picture">
+                <pic:pic xmlns:pic="http://schemas.openxmlformats.org/drawingml/2006/picture">
+                  <pic:nvPicPr>
+                    <pic:cNvPr id="1" name=""/>
+                    <pic:cNvPicPr/>
+                  </pic:nvPicPr>
+                  <pic:blipFill>
+                    <a:blip r:embed="rId13"/>
+                    <a:stretch>
+                      <a:fillRect/>
+                    </a:stretch>
+                  </pic:blipFill>
+                  <pic:spPr>
+                    <a:xfrm>
+                      <a:off x="0" y="0"/>
+                      <a:ext cx="5940425" cy="1752600"/>
+                    </a:xfrm>
+                    <a:prstGeom prst="rect">
+                      <a:avLst/>
+                    </a:prstGeom>
+                  </pic:spPr>
+                </pic:pic>
+              </a:graphicData>
+            </a:graphic>
+          </wp:inline>
+        </w:drawing>
+      </w:r>
+      <w:r>
+        <w:rPr>
+          <w:b/>
+          <w:bCs/>
+          <w:sz w:val="24"/>
+          <w:szCs w:val="24"/>
+          <w:lang w:eastAsia="en-US"/>
+        </w:rPr>
+        <w:t xml:space="preserve"> </w:t>
+      </w:r>
+      <w:r>
+        <w:rPr>
+          <w:b/>
+          <w:bCs/>
+          <w:sz w:val="24"/>
+          <w:szCs w:val="24"/>
+          <w:lang w:eastAsia="en-US"/>
+        </w:rPr>
+        <w:t>Листинг</w:t>
+      </w:r>
+      <w:r>
+        <w:rPr>
+          <w:b/>
+          <w:bCs/>
+          <w:sz w:val="24"/>
+          <w:szCs w:val="24"/>
+          <w:lang w:val="en-US" w:eastAsia="en-US"/>
+        </w:rPr>
+        <w:t xml:space="preserve"> 3 – </w:t>
+      </w:r>
+      <w:r>
+        <w:rPr>
+          <w:b/>
+          <w:bCs/>
+          <w:sz w:val="24"/>
+          <w:szCs w:val="24"/>
+          <w:lang w:eastAsia="en-US"/>
+        </w:rPr>
+        <w:t>Выполнение</w:t>
+      </w:r>
+      <w:r>
+        <w:rPr>
+          <w:b/>
+          <w:bCs/>
+          <w:sz w:val="24"/>
+          <w:szCs w:val="24"/>
+          <w:lang w:val="en-US" w:eastAsia="en-US"/>
+        </w:rPr>
+        <w:t xml:space="preserve"> </w:t>
+      </w:r>
+      <w:r>
+        <w:rPr>
+          <w:b/>
+          <w:bCs/>
+          <w:sz w:val="24"/>
+          <w:szCs w:val="24"/>
+          <w:lang w:eastAsia="en-US"/>
+        </w:rPr>
+        <w:t>выбранного</w:t>
+      </w:r>
+      <w:r>
+        <w:rPr>
+          <w:b/>
+          <w:bCs/>
+          <w:sz w:val="24"/>
+          <w:szCs w:val="24"/>
+          <w:lang w:val="en-US" w:eastAsia="en-US"/>
+        </w:rPr>
+        <w:t xml:space="preserve"> </w:t>
+      </w:r>
+      <w:r>
+        <w:rPr>
+          <w:b/>
+          <w:bCs/>
+          <w:sz w:val="24"/>
+          <w:szCs w:val="24"/>
+          <w:lang w:eastAsia="en-US"/>
+        </w:rPr>
+        <w:t>алгоритма</w:t>
+      </w:r>
+    </w:p>
+    <w:p>
+      <w:pPr>
+        <w:rPr>
+          <w:sz w:val="24"/>
+          <w:szCs w:val="24"/>
+          <w:lang w:eastAsia="en-US"/>
+        </w:rPr>
+      </w:pPr>
+      <w:r>
+        <w:rPr>
+          <w:sz w:val="24"/>
+          <w:szCs w:val="24"/>
+          <w:lang w:eastAsia="en-US"/>
+        </w:rPr>
+        <w:t xml:space="preserve">Метод </w:t>
+      </w:r>
+      <w:proofErr w:type="spellStart"/>
+      <w:r>
+        <w:rPr>
+          <w:sz w:val="24"/>
+          <w:szCs w:val="24"/>
+          <w:lang w:eastAsia="en-US"/>
+        </w:rPr>
+        <w:t>RunSorting</w:t>
+      </w:r>
+      <w:proofErr w:type="spellEnd"/>
+      <w:r>
+        <w:rPr>
+          <w:sz w:val="24"/>
+          <w:szCs w:val="24"/>
+          <w:lang w:eastAsia="en-US"/>
+        </w:rPr>
+        <w:t xml:space="preserve"> передаёт алгоритму массив, объект визуализатора и счётчик операций. Благодаря этому реализация каждого алгоритма может одновременно изменять состояние массива, обновлять визуальное представление и регистрировать выполняемые операции.</w:t>
+      </w:r>
+    </w:p>
+    <w:p>
+      <w:pPr>
+        <w:rPr>
+          <w:sz w:val="24"/>
+          <w:szCs w:val="24"/>
+          <w:lang w:eastAsia="en-US"/>
+        </w:rPr>
+      </w:pPr>
+      <w:r>
+        <w:rPr>
+          <w:sz w:val="24"/>
+          <w:szCs w:val="24"/>
+          <w:lang w:eastAsia="en-US"/>
+        </w:rPr>
+        <w:t xml:space="preserve">Использование </w:t>
+      </w:r>
+      <w:proofErr w:type="spellStart"/>
+      <w:r>
+        <w:rPr>
+          <w:sz w:val="24"/>
+          <w:szCs w:val="24"/>
+          <w:lang w:eastAsia="en-US"/>
+        </w:rPr>
+        <w:t>coroutine</w:t>
+      </w:r>
+      <w:proofErr w:type="spellEnd"/>
+      <w:r>
+        <w:rPr>
+          <w:sz w:val="24"/>
+          <w:szCs w:val="24"/>
+          <w:lang w:eastAsia="en-US"/>
+        </w:rPr>
+        <w:t xml:space="preserve"> позволяет выполнять сортировку пошагово и приостанавливать выполнение между отдельными действиями. Это необходимо для визуального отображения процесса сортировки и реализации режима пошагового выполнения.</w:t>
+      </w:r>
+    </w:p>
+    <w:p>
+      <w:pPr>
+        <w:rPr>
+          <w:lang w:eastAsia="en-US"/>
+        </w:rPr>
+      </w:pPr>
+      <w:r>
+        <w:rPr>
+          <w:lang w:eastAsia="en-US"/>
+        </w:rPr>
+        <w:pict w14:anchorId="67813CEC">
+          <v:rect id="_x0000_i1025" style="width:0;height:1.5pt" o:hralign="center" o:hrstd="t" o:hr="t" fillcolor="#a0a0a0" stroked="f"/>
+        </w:pict>
+      </w:r>
+    </w:p>
+    <w:p>
+      <w:pPr>
+        <w:rPr>
+          <w:b/>
+          <w:bCs/>
+          <w:sz w:val="28"/>
+          <w:szCs w:val="28"/>
+          <w:lang w:eastAsia="en-US"/>
+        </w:rPr>
+      </w:pPr>
+      <w:r>
+        <w:rPr>
+          <w:b/>
+          <w:bCs/>
+          <w:sz w:val="28"/>
+          <w:szCs w:val="28"/>
+          <w:lang w:eastAsia="en-US"/>
+        </w:rPr>
+        <w:t>3.2 Интерфейс ISorter</w:t>
+      </w:r>
+    </w:p>
+    <w:p>
+      <w:pPr>
+        <w:rPr>
+          <w:sz w:val="24"/>
+          <w:szCs w:val="24"/>
+          <w:lang w:eastAsia="en-US"/>
+        </w:rPr>
+      </w:pPr>
+      <w:r>
+        <w:rPr>
+          <w:sz w:val="24"/>
+          <w:szCs w:val="24"/>
+          <w:lang w:eastAsia="en-US"/>
+        </w:rPr>
+        <w:t xml:space="preserve">Для унификации реализации алгоритмов сортировки в приложении используется интерфейс ISorter. Каждый алгоритм реализует данный интерфейс и предоставляет собственную реализацию метода </w:t>
+      </w:r>
+      <w:proofErr w:type="spellStart"/>
+      <w:r>
+        <w:rPr>
+          <w:sz w:val="24"/>
+          <w:szCs w:val="24"/>
+          <w:lang w:eastAsia="en-US"/>
+        </w:rPr>
+        <w:t>Sort</w:t>
+      </w:r>
+      <w:proofErr w:type="spellEnd"/>
+      <w:r>
+        <w:rPr>
+          <w:sz w:val="24"/>
+          <w:szCs w:val="24"/>
+          <w:lang w:eastAsia="en-US"/>
+        </w:rPr>
+        <w:t>.</w:t>
+      </w:r>
+    </w:p>
+    <w:p>
+      <w:pPr>
+        <w:rPr>
+          <w:sz w:val="24"/>
+          <w:szCs w:val="24"/>
+          <w:lang w:eastAsia="en-US"/>
+        </w:rPr>
+      </w:pPr>
+      <w:r>
+        <w:rPr>
+          <w:sz w:val="24"/>
+          <w:szCs w:val="24"/>
+          <w:lang w:eastAsia="en-US"/>
+        </w:rPr>
+        <w:t>Основной метод интерфейса имеет следующий вид:</w:t>
+      </w:r>
+    </w:p>
+    <w:p>
+      <w:pPr>
+        <w:rPr>
+          <w:sz w:val="24"/>
+          <w:szCs w:val="24"/>
+          <w:lang w:eastAsia="en-US"/>
+        </w:rPr>
+      </w:pPr>
+      <w:r>
+        <w:rPr>
+          <w:noProof/>
+          <w14:ligatures w14:val="standardContextual"/>
+        </w:rPr>
+        <w:drawing>
+          <wp:inline distT="0" distB="0" distL="0" distR="0" wp14:anchorId="0B532680" wp14:editId="47D72BEE">
+            <wp:extent cx="5940425" cy="429260"/>
+            <wp:effectExtent l="0" t="0" r="3175" b="8890"/>
+            <wp:docPr id="10" name="Рисунок 10"/>
+            <wp:cNvGraphicFramePr>
+              <a:graphicFrameLocks xmlns:a="http://schemas.openxmlformats.org/drawingml/2006/main" noChangeAspect="1"/>
+            </wp:cNvGraphicFramePr>
+            <a:graphic xmlns:a="http://schemas.openxmlformats.org/drawingml/2006/main">
+              <a:graphicData uri="http://schemas.openxmlformats.org/drawingml/2006/picture">
+                <pic:pic xmlns:pic="http://schemas.openxmlformats.org/drawingml/2006/picture">
+                  <pic:nvPicPr>
+                    <pic:cNvPr id="1" name=""/>
+                    <pic:cNvPicPr/>
+                  </pic:nvPicPr>
+                  <pic:blipFill>
+                    <a:blip r:embed="rId14"/>
+                    <a:stretch>
+                      <a:fillRect/>
+                    </a:stretch>
+                  </pic:blipFill>
+                  <pic:spPr>
+                    <a:xfrm>
+                      <a:off x="0" y="0"/>
+                      <a:ext cx="5940425" cy="429260"/>
+                    </a:xfrm>
+                    <a:prstGeom prst="rect">
+                      <a:avLst/>
+                    </a:prstGeom>
+                  </pic:spPr>
+                </pic:pic>
+              </a:graphicData>
+            </a:graphic>
+          </wp:inline>
+        </w:drawing>
+      </w:r>
+      <w:r>
+        <w:rPr>
+          <w:b/>
+          <w:bCs/>
+          <w:sz w:val="24"/>
+          <w:szCs w:val="24"/>
+          <w:lang w:eastAsia="en-US"/>
+        </w:rPr>
+        <w:t>Листинг 4 – Интерфейс ISorter</w:t>
+      </w:r>
+    </w:p>
+    <w:p>
+      <w:pPr>
+        <w:rPr>
+          <w:sz w:val="24"/>
+          <w:szCs w:val="24"/>
+          <w:lang w:eastAsia="en-US"/>
+        </w:rPr>
+      </w:pPr>
+      <w:r>
+        <w:rPr>
+          <w:sz w:val="24"/>
+          <w:szCs w:val="24"/>
+          <w:lang w:eastAsia="en-US"/>
+        </w:rPr>
+        <w:t>В метод передаются три объекта: сортируемый массив, интерфейс визуализации и интерфейс счётчика операций. Такое разделение позволяет отделить алгоритмическую часть программы от её визуального представления и подсчёта статистики.</w:t>
+      </w:r>
+    </w:p>
+    <w:p>
+      <w:pPr>
+        <w:rPr>
+          <w:sz w:val="24"/>
+          <w:szCs w:val="24"/>
+          <w:lang w:eastAsia="en-US"/>
+        </w:rPr>
+      </w:pPr>
+      <w:r>
+        <w:rPr>
+          <w:sz w:val="24"/>
+          <w:szCs w:val="24"/>
+          <w:lang w:eastAsia="en-US"/>
+        </w:rPr>
+        <w:t xml:space="preserve">На основе интерфейса ISorter в приложении реализованы 15 алгоритмов сортировки: пузырьковая сортировка, сортировка вставками, сортировка выбором, быстрая сортировка, сортировка слиянием, пирамидальная сортировка, сортировка Шелла, сортировка подсчётом, поразрядные сортировки LSD и MSD, коктейльная сортировка, гномья сортировка, </w:t>
+      </w:r>
+      <w:proofErr w:type="spellStart"/>
+      <w:r>
+        <w:rPr>
+          <w:sz w:val="24"/>
+          <w:szCs w:val="24"/>
+          <w:lang w:eastAsia="en-US"/>
+        </w:rPr>
+        <w:t>Bogo</w:t>
+      </w:r>
+      <w:proofErr w:type="spellEnd"/>
+      <w:r>
+        <w:rPr>
+          <w:sz w:val="24"/>
+          <w:szCs w:val="24"/>
+          <w:lang w:eastAsia="en-US"/>
+        </w:rPr>
+        <w:t xml:space="preserve"> </w:t>
+      </w:r>
+      <w:proofErr w:type="spellStart"/>
+      <w:r>
+        <w:rPr>
+          <w:sz w:val="24"/>
+          <w:szCs w:val="24"/>
+          <w:lang w:eastAsia="en-US"/>
+        </w:rPr>
+        <w:t>Sort</w:t>
+      </w:r>
+      <w:proofErr w:type="spellEnd"/>
+      <w:r>
+        <w:rPr>
+          <w:sz w:val="24"/>
+          <w:szCs w:val="24"/>
+          <w:lang w:eastAsia="en-US"/>
+        </w:rPr>
+        <w:t xml:space="preserve">, </w:t>
+      </w:r>
+      <w:proofErr w:type="spellStart"/>
+      <w:r>
+        <w:rPr>
+          <w:sz w:val="24"/>
+          <w:szCs w:val="24"/>
+          <w:lang w:eastAsia="en-US"/>
+        </w:rPr>
+        <w:t>Intro</w:t>
+      </w:r>
+      <w:proofErr w:type="spellEnd"/>
+      <w:r>
+        <w:rPr>
+          <w:sz w:val="24"/>
+          <w:szCs w:val="24"/>
+          <w:lang w:eastAsia="en-US"/>
+        </w:rPr>
+        <w:t xml:space="preserve"> </w:t>
+      </w:r>
+      <w:proofErr w:type="spellStart"/>
+      <w:r>
+        <w:rPr>
+          <w:sz w:val="24"/>
+          <w:szCs w:val="24"/>
+          <w:lang w:eastAsia="en-US"/>
+        </w:rPr>
+        <w:t>Sort</w:t>
+      </w:r>
+      <w:proofErr w:type="spellEnd"/>
+      <w:r>
+        <w:rPr>
+          <w:sz w:val="24"/>
+          <w:szCs w:val="24"/>
+          <w:lang w:eastAsia="en-US"/>
+        </w:rPr>
+        <w:t xml:space="preserve">, стабильная сортировка и </w:t>
+      </w:r>
+      <w:proofErr w:type="spellStart"/>
+      <w:r>
+        <w:rPr>
+          <w:sz w:val="24"/>
+          <w:szCs w:val="24"/>
+          <w:lang w:eastAsia="en-US"/>
+        </w:rPr>
+        <w:t>Bitonic</w:t>
+      </w:r>
+      <w:proofErr w:type="spellEnd"/>
+      <w:r>
+        <w:rPr>
+          <w:sz w:val="24"/>
+          <w:szCs w:val="24"/>
+          <w:lang w:eastAsia="en-US"/>
+        </w:rPr>
+        <w:t xml:space="preserve"> </w:t>
+      </w:r>
+      <w:proofErr w:type="spellStart"/>
+      <w:r>
+        <w:rPr>
+          <w:sz w:val="24"/>
+          <w:szCs w:val="24"/>
+          <w:lang w:eastAsia="en-US"/>
+        </w:rPr>
+        <w:t>Sort</w:t>
+      </w:r>
+      <w:proofErr w:type="spellEnd"/>
+      <w:r>
+        <w:rPr>
+          <w:sz w:val="24"/>
+          <w:szCs w:val="24"/>
+          <w:lang w:eastAsia="en-US"/>
+        </w:rPr>
+        <w:t>.</w:t>
+      </w:r>
+    </w:p>
+    <w:p>
+      <w:pPr>
+        <w:rPr>
+          <w:sz w:val="24"/>
+          <w:szCs w:val="24"/>
+          <w:lang w:eastAsia="en-US"/>
+        </w:rPr>
+      </w:pPr>
+      <w:r>
+        <w:rPr>
+          <w:sz w:val="24"/>
+          <w:szCs w:val="24"/>
+          <w:lang w:eastAsia="en-US"/>
+        </w:rPr>
+        <w:lastRenderedPageBreak/>
+        <w:t>Таким образом, все алгоритмы имеют единый способ запуска и могут выбираться контроллером независимо друг от друга.</w:t>
+      </w:r>
+    </w:p>
+    <w:p>
+      <w:pPr>
+        <w:rPr>
+          <w:lang w:eastAsia="en-US"/>
+        </w:rPr>
+      </w:pPr>
+      <w:r>
+        <w:rPr>
+          <w:sz w:val="24"/>
+          <w:szCs w:val="24"/>
+          <w:lang w:eastAsia="en-US"/>
+        </w:rPr>
+        <w:pict w14:anchorId="640B1208">
+          <v:rect id="_x0000_i1026" style="width:0;height:1.5pt" o:hralign="center" o:hrstd="t" o:hr="t" fillcolor="#a0a0a0" stroked="f"/>
+        </w:pict>
+      </w:r>
+    </w:p>
+    <w:p>
+      <w:pPr>
+        <w:rPr>
+          <w:b/>
+          <w:bCs/>
+          <w:sz w:val="28"/>
+          <w:szCs w:val="28"/>
+          <w:lang w:eastAsia="en-US"/>
+        </w:rPr>
+      </w:pPr>
+      <w:r>
+        <w:rPr>
+          <w:b/>
+          <w:bCs/>
+          <w:sz w:val="28"/>
+          <w:szCs w:val="28"/>
+          <w:lang w:eastAsia="en-US"/>
+        </w:rPr>
+        <w:t>3.3 Класс ArrayVisualizer</w:t>
+      </w:r>
+    </w:p>
+    <w:p>
+      <w:pPr>
+        <w:rPr>
+          <w:sz w:val="24"/>
+          <w:szCs w:val="24"/>
+          <w:lang w:eastAsia="en-US"/>
+        </w:rPr>
+      </w:pPr>
+      <w:r>
+        <w:rPr>
+          <w:sz w:val="24"/>
+          <w:szCs w:val="24"/>
+          <w:lang w:eastAsia="en-US"/>
+        </w:rPr>
+        <w:t>Класс ArrayVisualizer отвечает за визуальное представление сортируемого массива. Каждый элемент массива отображается в виде отдельного столбика, высота которого соответствует числовому значению элемента.</w:t>
+      </w:r>
+    </w:p>
+    <w:p>
+      <w:pPr>
+        <w:rPr>
+          <w:sz w:val="24"/>
+          <w:szCs w:val="24"/>
+          <w:lang w:eastAsia="en-US"/>
+        </w:rPr>
+      </w:pPr>
+      <w:r>
+        <w:rPr>
+          <w:sz w:val="24"/>
+          <w:szCs w:val="24"/>
+          <w:lang w:eastAsia="en-US"/>
+        </w:rPr>
+        <w:t xml:space="preserve">При создании массива метод </w:t>
+      </w:r>
+      <w:proofErr w:type="spellStart"/>
+      <w:r>
+        <w:rPr>
+          <w:sz w:val="24"/>
+          <w:szCs w:val="24"/>
+          <w:lang w:eastAsia="en-US"/>
+        </w:rPr>
+        <w:t>CreateBars</w:t>
+      </w:r>
+      <w:proofErr w:type="spellEnd"/>
+      <w:r>
+        <w:rPr>
+          <w:sz w:val="24"/>
+          <w:szCs w:val="24"/>
+          <w:lang w:eastAsia="en-US"/>
+        </w:rPr>
+        <w:t xml:space="preserve"> создаёт необходимые объекты и устанавливает их размеры и положение на сцене.</w:t>
+      </w:r>
+    </w:p>
+    <w:p>
+      <w:pPr>
+        <w:rPr>
+          <w:sz w:val="24"/>
+          <w:szCs w:val="24"/>
+          <w:lang w:eastAsia="en-US"/>
+        </w:rPr>
+      </w:pPr>
+      <w:r>
+        <w:rPr>
+          <w:sz w:val="24"/>
+          <w:szCs w:val="24"/>
+          <w:lang w:eastAsia="en-US"/>
+        </w:rPr>
+        <w:t>Кроме создания элементов массива, класс реализует методы интерфейса IVisualizerAPI, предназначенные для отображения текущего состояния алгоритма. В частности, реализованы подсветка сравниваемых элементов, выделение активного элемента, обозначение отсортированных элементов и анимация обмена двух столбиков.</w:t>
+      </w:r>
+    </w:p>
+    <w:p>
+      <w:pPr>
+        <w:rPr>
+          <w:sz w:val="24"/>
+          <w:szCs w:val="24"/>
+          <w:lang w:eastAsia="en-US"/>
+        </w:rPr>
+      </w:pPr>
+      <w:r>
+        <w:rPr>
+          <w:sz w:val="24"/>
+          <w:szCs w:val="24"/>
+          <w:lang w:eastAsia="en-US"/>
+        </w:rPr>
+        <w:t xml:space="preserve">Отдельно реализована подсветка строк псевдокода. Метод </w:t>
+      </w:r>
+      <w:proofErr w:type="spellStart"/>
+      <w:r>
+        <w:rPr>
+          <w:sz w:val="24"/>
+          <w:szCs w:val="24"/>
+          <w:lang w:eastAsia="en-US"/>
+        </w:rPr>
+        <w:t>HighlightPseudoCodeLine</w:t>
+      </w:r>
+      <w:proofErr w:type="spellEnd"/>
+      <w:r>
+        <w:rPr>
+          <w:sz w:val="24"/>
+          <w:szCs w:val="24"/>
+          <w:lang w:eastAsia="en-US"/>
+        </w:rPr>
+        <w:t xml:space="preserve"> изменяет цвет соответствующей строки, благодаря чему пользователь может видеть, какой участок алгоритма выполняется в текущий момент.</w:t>
+      </w:r>
+    </w:p>
+    <w:p>
+      <w:pPr>
+        <w:rPr>
+          <w:lang w:eastAsia="en-US"/>
+        </w:rPr>
+      </w:pPr>
+      <w:r>
+        <w:rPr>
+          <w:lang w:eastAsia="en-US"/>
+        </w:rPr>
+        <w:pict w14:anchorId="17BFB71E">
+          <v:rect id="_x0000_i1027" style="width:0;height:1.5pt" o:hralign="center" o:hrstd="t" o:hr="t" fillcolor="#a0a0a0" stroked="f"/>
+        </w:pict>
+      </w:r>
+    </w:p>
+    <w:p>
+      <w:pPr>
+        <w:rPr>
+          <w:b/>
+          <w:bCs/>
+          <w:sz w:val="28"/>
+          <w:szCs w:val="28"/>
+          <w:lang w:eastAsia="en-US"/>
+        </w:rPr>
+      </w:pPr>
+      <w:r>
+        <w:rPr>
+          <w:b/>
+          <w:bCs/>
+          <w:sz w:val="28"/>
+          <w:szCs w:val="28"/>
+          <w:lang w:eastAsia="en-US"/>
+        </w:rPr>
+        <w:t>3.4 Подсчёт операций</w:t>
+      </w:r>
+    </w:p>
+    <w:p>
+      <w:pPr>
+        <w:rPr>
+          <w:sz w:val="24"/>
+          <w:szCs w:val="24"/>
+          <w:lang w:eastAsia="en-US"/>
+        </w:rPr>
+      </w:pPr>
+      <w:r>
+        <w:rPr>
+          <w:sz w:val="24"/>
+          <w:szCs w:val="24"/>
+          <w:lang w:eastAsia="en-US"/>
+        </w:rPr>
+        <w:t xml:space="preserve">Для получения количественных характеристик алгоритмов в приложении используется компонент </w:t>
+      </w:r>
+      <w:proofErr w:type="spellStart"/>
+      <w:r>
+        <w:rPr>
+          <w:sz w:val="24"/>
+          <w:szCs w:val="24"/>
+          <w:lang w:eastAsia="en-US"/>
+        </w:rPr>
+        <w:t>OperationCounter</w:t>
+      </w:r>
+      <w:proofErr w:type="spellEnd"/>
+      <w:r>
+        <w:rPr>
+          <w:sz w:val="24"/>
+          <w:szCs w:val="24"/>
+          <w:lang w:eastAsia="en-US"/>
+        </w:rPr>
+        <w:t>. Он регистрирует количество сравнений и обменов элементов во время выполнения сортировки.</w:t>
+      </w:r>
+    </w:p>
+    <w:p>
+      <w:pPr>
+        <w:rPr>
+          <w:sz w:val="24"/>
+          <w:szCs w:val="24"/>
+          <w:lang w:eastAsia="en-US"/>
+        </w:rPr>
+      </w:pPr>
+      <w:r>
+        <w:rPr>
+          <w:sz w:val="24"/>
+          <w:szCs w:val="24"/>
+          <w:lang w:eastAsia="en-US"/>
+        </w:rPr>
+        <w:t xml:space="preserve">Каждый алгоритм получает объект счётчика через интерфейс </w:t>
+      </w:r>
+      <w:proofErr w:type="spellStart"/>
+      <w:r>
+        <w:rPr>
+          <w:sz w:val="24"/>
+          <w:szCs w:val="24"/>
+          <w:lang w:eastAsia="en-US"/>
+        </w:rPr>
+        <w:t>IOperationCounter</w:t>
+      </w:r>
+      <w:proofErr w:type="spellEnd"/>
+      <w:r>
+        <w:rPr>
+          <w:sz w:val="24"/>
+          <w:szCs w:val="24"/>
+          <w:lang w:eastAsia="en-US"/>
+        </w:rPr>
+        <w:t xml:space="preserve"> и увеличивает соответствующее значение при выполнении операции. Полученные данные отображаются в пользовательском интерфейсе и используются при сравнительном анализе алгоритмов.</w:t>
+      </w:r>
+    </w:p>
+    <w:p>
+      <w:pPr>
+        <w:rPr>
+          <w:lang w:eastAsia="en-US"/>
+        </w:rPr>
+      </w:pPr>
+      <w:r>
+        <w:rPr>
+          <w:sz w:val="24"/>
+          <w:szCs w:val="24"/>
+          <w:lang w:eastAsia="en-US"/>
+        </w:rPr>
+        <w:t>Такой подход позволяет использовать единый механизм подсчёта для всех реализованных алгоритмов и получать сопоставимые результаты</w:t>
+      </w:r>
+      <w:r>
+        <w:rPr>
+          <w:lang w:eastAsia="en-US"/>
+        </w:rPr>
+        <w:t>.</w:t>
+      </w:r>
+      <w:r>
+        <w:rPr>
+          <w:lang w:eastAsia="en-US"/>
+        </w:rPr>
+        <w:t xml:space="preserve"> </w:t>
+      </w:r>
+    </w:p>
+    <w:p>
+      <w:pPr>
+        <w:rPr>
+          <w:lang w:eastAsia="en-US"/>
+        </w:rPr>
+      </w:pPr>
+      <w:r>
+        <w:rPr>
+          <w:lang w:eastAsia="en-US"/>
+        </w:rPr>
+        <w:pict w14:anchorId="14B245F5">
+          <v:rect id="_x0000_i1028" style="width:0;height:1.5pt" o:hralign="center" o:hrstd="t" o:hr="t" fillcolor="#a0a0a0" stroked="f"/>
+        </w:pict>
+      </w:r>
+    </w:p>
+    <w:p>
+      <w:pPr>
+        <w:rPr>
+          <w:b/>
+          <w:bCs/>
+          <w:sz w:val="28"/>
+          <w:szCs w:val="28"/>
+          <w:lang w:eastAsia="en-US"/>
+        </w:rPr>
+      </w:pPr>
+      <w:r>
+        <w:rPr>
+          <w:b/>
+          <w:bCs/>
+          <w:sz w:val="28"/>
+          <w:szCs w:val="28"/>
+          <w:lang w:eastAsia="en-US"/>
+        </w:rPr>
+        <w:t>3.5 Реализация алгоритмов сортировки</w:t>
+      </w:r>
+    </w:p>
+    <w:p>
+      <w:pPr>
+        <w:rPr>
+          <w:sz w:val="24"/>
+          <w:szCs w:val="24"/>
+          <w:lang w:eastAsia="en-US"/>
+        </w:rPr>
+      </w:pPr>
+      <w:r>
+        <w:rPr>
+          <w:sz w:val="24"/>
+          <w:szCs w:val="24"/>
+          <w:lang w:eastAsia="en-US"/>
+        </w:rPr>
+        <w:t>В приложении каждый алгоритм сортировки реализован в отдельном классе, соответствующем общему интерфейсу ISorter. Такой подход позволяет использовать единый механизм запуска и визуализации для различных алгоритмов.</w:t>
+      </w:r>
+    </w:p>
+    <w:p>
+      <w:pPr>
+        <w:rPr>
+          <w:sz w:val="24"/>
+          <w:szCs w:val="24"/>
+          <w:lang w:eastAsia="en-US"/>
+        </w:rPr>
+      </w:pPr>
+      <w:r>
+        <w:rPr>
+          <w:sz w:val="24"/>
+          <w:szCs w:val="24"/>
+          <w:lang w:eastAsia="en-US"/>
+        </w:rPr>
+        <w:t>В качестве примера рассмотрим реализацию сортировки вставками. Алгоритм последовательно сравнивает текущий элемент с предыдущим. Если элементы расположены в неправильном порядке, выполняется их обмен, после чего визуализатор отображает изменение положения элементов массива.</w:t>
+      </w:r>
+    </w:p>
+    <w:p>
+      <w:pPr>
+        <w:rPr>
+          <w:sz w:val="24"/>
+          <w:szCs w:val="24"/>
+          <w:lang w:eastAsia="en-US"/>
+        </w:rPr>
+      </w:pPr>
+      <w:r>
+        <w:rPr>
+          <w:noProof/>
+          <w14:ligatures w14:val="standardContextual"/>
+        </w:rPr>
+        <w:lastRenderedPageBreak/>
+        <w:drawing>
+          <wp:inline distT="0" distB="0" distL="0" distR="0" wp14:anchorId="22A2B839" wp14:editId="57823640">
+            <wp:extent cx="3829050" cy="3181350"/>
+            <wp:effectExtent l="0" t="0" r="0" b="0"/>
+            <wp:docPr id="6" name="Рисунок 6"/>
+            <wp:cNvGraphicFramePr>
+              <a:graphicFrameLocks xmlns:a="http://schemas.openxmlformats.org/drawingml/2006/main" noChangeAspect="1"/>
+            </wp:cNvGraphicFramePr>
+            <a:graphic xmlns:a="http://schemas.openxmlformats.org/drawingml/2006/main">
+              <a:graphicData uri="http://schemas.openxmlformats.org/drawingml/2006/picture">
+                <pic:pic xmlns:pic="http://schemas.openxmlformats.org/drawingml/2006/picture">
+                  <pic:nvPicPr>
+                    <pic:cNvPr id="1" name=""/>
+                    <pic:cNvPicPr/>
+                  </pic:nvPicPr>
+                  <pic:blipFill>
+                    <a:blip r:embed="rId15"/>
+                    <a:stretch>
+                      <a:fillRect/>
+                    </a:stretch>
+                  </pic:blipFill>
+                  <pic:spPr>
+                    <a:xfrm>
+                      <a:off x="0" y="0"/>
                       <a:ext cx="3829050" cy="3181350"/>
                     </a:xfrm>
                     <a:prstGeom prst="rect">
@@ -6074,6 +5667,7 @@
         <w:t xml:space="preserve">В реализации используется корутина IEnumerator, что позволяет выполнять алгоритм пошагово. Перед сравнением элементов увеличивается счётчик сравнений, а после обмена — счётчик обменов. Методы </w:t>
       </w:r>
       <w:proofErr w:type="spellStart"/>
+      <w:proofErr w:type="gramStart"/>
       <w:r>
         <w:rPr>
           <w:sz w:val="24"/>
@@ -6089,7 +5683,16 @@
           <w:szCs w:val="24"/>
           <w:lang w:eastAsia="en-US"/>
         </w:rPr>
-        <w:t xml:space="preserve">() и </w:t>
+        <w:t>(</w:t>
+      </w:r>
+      <w:proofErr w:type="gramEnd"/>
+      <w:r>
+        <w:rPr>
+          <w:sz w:val="24"/>
+          <w:szCs w:val="24"/>
+          <w:lang w:eastAsia="en-US"/>
+        </w:rPr>
+        <w:t xml:space="preserve">) и </w:t>
       </w:r>
       <w:proofErr w:type="spellStart"/>
       <w:r>
@@ -6145,6 +5748,7 @@
         <w:t xml:space="preserve">() используется для управления пошаговым выполнением, а </w:t>
       </w:r>
       <w:proofErr w:type="spellStart"/>
+      <w:proofErr w:type="gramStart"/>
       <w:r>
         <w:rPr>
           <w:sz w:val="24"/>
@@ -6160,7 +5764,16 @@
           <w:szCs w:val="24"/>
           <w:lang w:eastAsia="en-US"/>
         </w:rPr>
-        <w:t>() выделяет соответствующую строку псевдокода.</w:t>
+        <w:t>(</w:t>
+      </w:r>
+      <w:proofErr w:type="gramEnd"/>
+      <w:r>
+        <w:rPr>
+          <w:sz w:val="24"/>
+          <w:szCs w:val="24"/>
+          <w:lang w:eastAsia="en-US"/>
+        </w:rPr>
+        <w:t>) выделяет соответствующую строку псевдокода.</w:t>
       </w:r>
     </w:p>
     <w:p>
@@ -6267,6 +5880,7 @@
         <w:t xml:space="preserve">Например, для выполнения обмена двух элементов используется метод </w:t>
       </w:r>
       <w:proofErr w:type="spellStart"/>
+      <w:proofErr w:type="gramStart"/>
       <w:r>
         <w:rPr>
           <w:sz w:val="24"/>
@@ -6282,7 +5896,16 @@
           <w:szCs w:val="24"/>
           <w:lang w:eastAsia="en-US"/>
         </w:rPr>
-        <w:t>(), который изменяет положение соответствующих столбцов и обеспечивает визуальное отображение операции.</w:t>
+        <w:t>(</w:t>
+      </w:r>
+      <w:proofErr w:type="gramEnd"/>
+      <w:r>
+        <w:rPr>
+          <w:sz w:val="24"/>
+          <w:szCs w:val="24"/>
+          <w:lang w:eastAsia="en-US"/>
+        </w:rPr>
+        <w:t>), который изменяет положение соответствующих столбцов и обеспечивает визуальное отображение операции.</w:t>
       </w:r>
     </w:p>
     <w:p>
@@ -6368,14 +5991,73 @@
           <w:lang w:eastAsia="en-US"/>
         </w:rPr>
       </w:pPr>
+      <w:r>
+        <w:rPr>
+          <w:noProof/>
+          <w14:ligatures w14:val="standardContextual"/>
+        </w:rPr>
+        <w:drawing>
+          <wp:inline distT="0" distB="0" distL="0" distR="0" wp14:anchorId="56256F61" wp14:editId="752EBB9E">
+            <wp:extent cx="3695700" cy="1390650"/>
+            <wp:effectExtent l="0" t="0" r="0" b="0"/>
+            <wp:docPr id="11" name="Рисунок 11"/>
+            <wp:cNvGraphicFramePr>
+              <a:graphicFrameLocks xmlns:a="http://schemas.openxmlformats.org/drawingml/2006/main" noChangeAspect="1"/>
+            </wp:cNvGraphicFramePr>
+            <a:graphic xmlns:a="http://schemas.openxmlformats.org/drawingml/2006/main">
+              <a:graphicData uri="http://schemas.openxmlformats.org/drawingml/2006/picture">
+                <pic:pic xmlns:pic="http://schemas.openxmlformats.org/drawingml/2006/picture">
+                  <pic:nvPicPr>
+                    <pic:cNvPr id="1" name=""/>
+                    <pic:cNvPicPr/>
+                  </pic:nvPicPr>
+                  <pic:blipFill>
+                    <a:blip r:embed="rId16"/>
+                    <a:stretch>
+                      <a:fillRect/>
+                    </a:stretch>
+                  </pic:blipFill>
+                  <pic:spPr>
+                    <a:xfrm>
+                      <a:off x="0" y="0"/>
+                      <a:ext cx="3695700" cy="1390650"/>
+                    </a:xfrm>
+                    <a:prstGeom prst="rect">
+                      <a:avLst/>
+                    </a:prstGeom>
+                  </pic:spPr>
+                </pic:pic>
+              </a:graphicData>
+            </a:graphic>
+          </wp:inline>
+        </w:drawing>
+      </w:r>
+    </w:p>
+    <w:p>
+      <w:pPr>
+        <w:rPr>
+          <w:sz w:val="24"/>
+          <w:szCs w:val="24"/>
+          <w:lang w:eastAsia="en-US"/>
+        </w:rPr>
+      </w:pPr>
+      <w:r>
+        <w:rPr>
+          <w:sz w:val="24"/>
+          <w:szCs w:val="24"/>
+          <w:lang w:eastAsia="en-US"/>
+        </w:rPr>
+        <w:t xml:space="preserve">Метод </w:t>
+      </w:r>
       <w:proofErr w:type="spellStart"/>
-      <w:r>
-        <w:rPr>
-          <w:sz w:val="24"/>
-          <w:szCs w:val="24"/>
-          <w:lang w:eastAsia="en-US"/>
-        </w:rPr>
-        <w:t>visualizer.Highlight</w:t>
+      <w:proofErr w:type="gramStart"/>
+      <w:r>
+        <w:rPr>
+          <w:sz w:val="24"/>
+          <w:szCs w:val="24"/>
+          <w:lang w:eastAsia="en-US"/>
+        </w:rPr>
+        <w:t>Highlight</w:t>
       </w:r>
       <w:proofErr w:type="spellEnd"/>
       <w:r>
@@ -6384,112 +6066,16 @@
           <w:szCs w:val="24"/>
           <w:lang w:eastAsia="en-US"/>
         </w:rPr>
-        <w:t>(j - 1, j);</w:t>
-      </w:r>
-    </w:p>
-    <w:p>
-      <w:pPr>
-        <w:rPr>
-          <w:sz w:val="24"/>
-          <w:szCs w:val="24"/>
-          <w:lang w:eastAsia="en-US"/>
-        </w:rPr>
-      </w:pPr>
-    </w:p>
-    <w:p>
-      <w:pPr>
-        <w:rPr>
-          <w:sz w:val="24"/>
-          <w:szCs w:val="24"/>
-          <w:lang w:eastAsia="en-US"/>
-        </w:rPr>
-      </w:pPr>
-      <w:r>
-        <w:rPr>
-          <w:sz w:val="24"/>
-          <w:szCs w:val="24"/>
-          <w:lang w:eastAsia="en-US"/>
-        </w:rPr>
-        <w:t>...</w:t>
-      </w:r>
-    </w:p>
-    <w:p>
-      <w:pPr>
-        <w:rPr>
-          <w:sz w:val="24"/>
-          <w:szCs w:val="24"/>
-          <w:lang w:eastAsia="en-US"/>
-        </w:rPr>
-      </w:pPr>
-    </w:p>
-    <w:p>
-      <w:pPr>
-        <w:rPr>
-          <w:sz w:val="24"/>
-          <w:szCs w:val="24"/>
-          <w:lang w:val="en-US" w:eastAsia="en-US"/>
-        </w:rPr>
-      </w:pPr>
-      <w:r>
-        <w:rPr>
-          <w:sz w:val="24"/>
-          <w:szCs w:val="24"/>
-          <w:lang w:val="en-US" w:eastAsia="en-US"/>
-        </w:rPr>
-        <w:t xml:space="preserve">yield return </w:t>
-      </w:r>
-      <w:proofErr w:type="spellStart"/>
-      <w:r>
-        <w:rPr>
-          <w:sz w:val="24"/>
-          <w:szCs w:val="24"/>
-          <w:lang w:val="en-US" w:eastAsia="en-US"/>
-        </w:rPr>
-        <w:t>visualizer.SwapBars</w:t>
-      </w:r>
-      <w:proofErr w:type="spellEnd"/>
-      <w:r>
-        <w:rPr>
-          <w:sz w:val="24"/>
-          <w:szCs w:val="24"/>
-          <w:lang w:val="en-US" w:eastAsia="en-US"/>
-        </w:rPr>
-        <w:t>(j - 1, j);</w:t>
-      </w:r>
-    </w:p>
-    <w:p>
-      <w:pPr>
-        <w:rPr>
-          <w:sz w:val="24"/>
-          <w:szCs w:val="24"/>
-          <w:lang w:eastAsia="en-US"/>
-        </w:rPr>
-      </w:pPr>
-      <w:r>
-        <w:rPr>
-          <w:sz w:val="24"/>
-          <w:szCs w:val="24"/>
-          <w:lang w:eastAsia="en-US"/>
-        </w:rPr>
-        <w:t xml:space="preserve">Метод </w:t>
-      </w:r>
-      <w:proofErr w:type="spellStart"/>
-      <w:r>
-        <w:rPr>
-          <w:sz w:val="24"/>
-          <w:szCs w:val="24"/>
-          <w:lang w:eastAsia="en-US"/>
-        </w:rPr>
-        <w:t>Highlight</w:t>
-      </w:r>
-      <w:proofErr w:type="spellEnd"/>
-      <w:r>
-        <w:rPr>
-          <w:sz w:val="24"/>
-          <w:szCs w:val="24"/>
-          <w:lang w:eastAsia="en-US"/>
-        </w:rPr>
-        <w:t xml:space="preserve">() используется для выделения элементов, участвующих в сравнении, а </w:t>
+        <w:t>(</w:t>
+      </w:r>
+      <w:proofErr w:type="gramEnd"/>
+      <w:r>
+        <w:rPr>
+          <w:sz w:val="24"/>
+          <w:szCs w:val="24"/>
+          <w:lang w:eastAsia="en-US"/>
+        </w:rPr>
+        <w:t xml:space="preserve">) используется для выделения элементов, участвующих в сравнении, а </w:t>
       </w:r>
       <w:proofErr w:type="spellStart"/>
       <w:r>
@@ -6692,308 +6278,66 @@
         <w:rPr>
           <w:sz w:val="24"/>
           <w:szCs w:val="24"/>
-          <w:lang w:val="en-US" w:eastAsia="en-US"/>
-        </w:rPr>
-      </w:pPr>
-      <w:r>
-        <w:rPr>
-          <w:sz w:val="24"/>
-          <w:szCs w:val="24"/>
-          <w:lang w:val="en-US" w:eastAsia="en-US"/>
-        </w:rPr>
-        <w:t xml:space="preserve">public static IEnumerator </w:t>
-      </w:r>
-      <w:proofErr w:type="spellStart"/>
-      <w:r>
-        <w:rPr>
-          <w:sz w:val="24"/>
-          <w:szCs w:val="24"/>
-          <w:lang w:val="en-US" w:eastAsia="en-US"/>
-        </w:rPr>
-        <w:t>WaitForNextStep</w:t>
-      </w:r>
-      <w:proofErr w:type="spellEnd"/>
-      <w:r>
-        <w:rPr>
-          <w:sz w:val="24"/>
-          <w:szCs w:val="24"/>
-          <w:lang w:val="en-US" w:eastAsia="en-US"/>
-        </w:rPr>
-        <w:t>()</w:t>
-      </w:r>
-    </w:p>
-    <w:p>
-      <w:pPr>
-        <w:rPr>
-          <w:sz w:val="24"/>
-          <w:szCs w:val="24"/>
-          <w:lang w:val="en-US" w:eastAsia="en-US"/>
-        </w:rPr>
-      </w:pPr>
-      <w:r>
-        <w:rPr>
-          <w:sz w:val="24"/>
-          <w:szCs w:val="24"/>
-          <w:lang w:val="en-US" w:eastAsia="en-US"/>
-        </w:rPr>
-        <w:t>{</w:t>
-      </w:r>
-    </w:p>
-    <w:p>
-      <w:pPr>
-        <w:rPr>
-          <w:sz w:val="24"/>
-          <w:szCs w:val="24"/>
-          <w:lang w:val="en-US" w:eastAsia="en-US"/>
-        </w:rPr>
-      </w:pPr>
-      <w:r>
-        <w:rPr>
-          <w:sz w:val="24"/>
-          <w:szCs w:val="24"/>
-          <w:lang w:val="en-US" w:eastAsia="en-US"/>
-        </w:rPr>
-        <w:t xml:space="preserve">    while (</w:t>
-      </w:r>
-      <w:proofErr w:type="spellStart"/>
-      <w:r>
-        <w:rPr>
-          <w:sz w:val="24"/>
-          <w:szCs w:val="24"/>
-          <w:lang w:val="en-US" w:eastAsia="en-US"/>
-        </w:rPr>
-        <w:t>SortingState.IsPaused</w:t>
-      </w:r>
-      <w:proofErr w:type="spellEnd"/>
-      <w:r>
-        <w:rPr>
-          <w:sz w:val="24"/>
-          <w:szCs w:val="24"/>
-          <w:lang w:val="en-US" w:eastAsia="en-US"/>
-        </w:rPr>
-        <w:t>)</w:t>
-      </w:r>
-    </w:p>
-    <w:p>
-      <w:pPr>
-        <w:rPr>
-          <w:sz w:val="24"/>
-          <w:szCs w:val="24"/>
-          <w:lang w:val="en-US" w:eastAsia="en-US"/>
-        </w:rPr>
-      </w:pPr>
-      <w:r>
-        <w:rPr>
-          <w:sz w:val="24"/>
-          <w:szCs w:val="24"/>
-          <w:lang w:val="en-US" w:eastAsia="en-US"/>
-        </w:rPr>
-        <w:t xml:space="preserve">    {</w:t>
-      </w:r>
-    </w:p>
-    <w:p>
-      <w:pPr>
-        <w:rPr>
-          <w:sz w:val="24"/>
-          <w:szCs w:val="24"/>
-          <w:lang w:val="en-US" w:eastAsia="en-US"/>
-        </w:rPr>
-      </w:pPr>
-      <w:r>
-        <w:rPr>
-          <w:sz w:val="24"/>
-          <w:szCs w:val="24"/>
-          <w:lang w:val="en-US" w:eastAsia="en-US"/>
-        </w:rPr>
-        <w:t xml:space="preserve">        if (</w:t>
-      </w:r>
-      <w:proofErr w:type="spellStart"/>
-      <w:r>
-        <w:rPr>
-          <w:sz w:val="24"/>
-          <w:szCs w:val="24"/>
-          <w:lang w:val="en-US" w:eastAsia="en-US"/>
-        </w:rPr>
-        <w:t>SortingState.StepRequested</w:t>
-      </w:r>
-      <w:proofErr w:type="spellEnd"/>
-      <w:r>
-        <w:rPr>
-          <w:sz w:val="24"/>
-          <w:szCs w:val="24"/>
-          <w:lang w:val="en-US" w:eastAsia="en-US"/>
-        </w:rPr>
-        <w:t>)</w:t>
-      </w:r>
-    </w:p>
-    <w:p>
-      <w:pPr>
-        <w:rPr>
-          <w:sz w:val="24"/>
-          <w:szCs w:val="24"/>
-          <w:lang w:val="en-US" w:eastAsia="en-US"/>
-        </w:rPr>
-      </w:pPr>
-      <w:r>
-        <w:rPr>
-          <w:sz w:val="24"/>
-          <w:szCs w:val="24"/>
-          <w:lang w:val="en-US" w:eastAsia="en-US"/>
-        </w:rPr>
-        <w:t xml:space="preserve">        {</w:t>
-      </w:r>
-    </w:p>
-    <w:p>
-      <w:pPr>
-        <w:rPr>
-          <w:sz w:val="24"/>
-          <w:szCs w:val="24"/>
-          <w:lang w:val="en-US" w:eastAsia="en-US"/>
-        </w:rPr>
-      </w:pPr>
-      <w:r>
-        <w:rPr>
-          <w:sz w:val="24"/>
-          <w:szCs w:val="24"/>
-          <w:lang w:val="en-US" w:eastAsia="en-US"/>
-        </w:rPr>
-        <w:t xml:space="preserve">            </w:t>
-      </w:r>
-      <w:proofErr w:type="spellStart"/>
-      <w:r>
-        <w:rPr>
-          <w:sz w:val="24"/>
-          <w:szCs w:val="24"/>
-          <w:lang w:val="en-US" w:eastAsia="en-US"/>
-        </w:rPr>
-        <w:t>SortingState.StepRequested</w:t>
-      </w:r>
-      <w:proofErr w:type="spellEnd"/>
-      <w:r>
-        <w:rPr>
-          <w:sz w:val="24"/>
-          <w:szCs w:val="24"/>
-          <w:lang w:val="en-US" w:eastAsia="en-US"/>
-        </w:rPr>
-        <w:t xml:space="preserve"> = false;</w:t>
-      </w:r>
-    </w:p>
-    <w:p>
-      <w:pPr>
-        <w:rPr>
-          <w:sz w:val="24"/>
-          <w:szCs w:val="24"/>
-          <w:lang w:val="en-US" w:eastAsia="en-US"/>
-        </w:rPr>
-      </w:pPr>
-      <w:r>
-        <w:rPr>
-          <w:sz w:val="24"/>
-          <w:szCs w:val="24"/>
-          <w:lang w:val="en-US" w:eastAsia="en-US"/>
-        </w:rPr>
-        <w:t xml:space="preserve">            yield break;</w:t>
-      </w:r>
-    </w:p>
-    <w:p>
-      <w:pPr>
-        <w:rPr>
-          <w:sz w:val="24"/>
-          <w:szCs w:val="24"/>
-          <w:lang w:val="en-US" w:eastAsia="en-US"/>
-        </w:rPr>
-      </w:pPr>
-      <w:r>
-        <w:rPr>
-          <w:sz w:val="24"/>
-          <w:szCs w:val="24"/>
-          <w:lang w:val="en-US" w:eastAsia="en-US"/>
-        </w:rPr>
-        <w:t xml:space="preserve">        }</w:t>
-      </w:r>
-    </w:p>
-    <w:p>
-      <w:pPr>
-        <w:rPr>
-          <w:sz w:val="24"/>
-          <w:szCs w:val="24"/>
-          <w:lang w:val="en-US" w:eastAsia="en-US"/>
-        </w:rPr>
-      </w:pPr>
-    </w:p>
-    <w:p>
-      <w:pPr>
-        <w:rPr>
-          <w:sz w:val="24"/>
-          <w:szCs w:val="24"/>
-          <w:lang w:val="en-US" w:eastAsia="en-US"/>
-        </w:rPr>
-      </w:pPr>
-      <w:r>
-        <w:rPr>
-          <w:sz w:val="24"/>
-          <w:szCs w:val="24"/>
-          <w:lang w:val="en-US" w:eastAsia="en-US"/>
-        </w:rPr>
-        <w:t xml:space="preserve">        yield return null;</w:t>
-      </w:r>
-    </w:p>
-    <w:p>
-      <w:pPr>
-        <w:rPr>
-          <w:sz w:val="24"/>
-          <w:szCs w:val="24"/>
-          <w:lang w:eastAsia="en-US"/>
-        </w:rPr>
-      </w:pPr>
-      <w:r>
-        <w:rPr>
-          <w:sz w:val="24"/>
-          <w:szCs w:val="24"/>
-          <w:lang w:val="en-US" w:eastAsia="en-US"/>
-        </w:rPr>
-        <w:t xml:space="preserve">    </w:t>
-      </w:r>
-      <w:r>
-        <w:rPr>
-          <w:sz w:val="24"/>
-          <w:szCs w:val="24"/>
-          <w:lang w:eastAsia="en-US"/>
-        </w:rPr>
-        <w:t>}</w:t>
-      </w:r>
-    </w:p>
-    <w:p>
-      <w:pPr>
-        <w:rPr>
-          <w:sz w:val="24"/>
-          <w:szCs w:val="24"/>
-          <w:lang w:eastAsia="en-US"/>
-        </w:rPr>
-      </w:pPr>
-      <w:r>
-        <w:rPr>
-          <w:sz w:val="24"/>
-          <w:szCs w:val="24"/>
-          <w:lang w:eastAsia="en-US"/>
-        </w:rPr>
-        <w:t>}</w:t>
-      </w:r>
-    </w:p>
-    <w:p>
-      <w:pPr>
-        <w:rPr>
-          <w:sz w:val="24"/>
-          <w:szCs w:val="24"/>
-          <w:lang w:eastAsia="en-US"/>
-        </w:rPr>
-      </w:pPr>
-      <w:r>
-        <w:rPr>
-          <w:sz w:val="24"/>
-          <w:szCs w:val="24"/>
-          <w:lang w:eastAsia="en-US"/>
-        </w:rPr>
+          <w:lang w:eastAsia="en-US"/>
+        </w:rPr>
+      </w:pPr>
+      <w:r>
+        <w:rPr>
+          <w:noProof/>
+          <w14:ligatures w14:val="standardContextual"/>
+        </w:rPr>
+        <w:drawing>
+          <wp:inline distT="0" distB="0" distL="0" distR="0" wp14:anchorId="0F2867F3" wp14:editId="1C289FFC">
+            <wp:extent cx="4953000" cy="3143250"/>
+            <wp:effectExtent l="0" t="0" r="0" b="0"/>
+            <wp:docPr id="12" name="Рисунок 12"/>
+            <wp:cNvGraphicFramePr>
+              <a:graphicFrameLocks xmlns:a="http://schemas.openxmlformats.org/drawingml/2006/main" noChangeAspect="1"/>
+            </wp:cNvGraphicFramePr>
+            <a:graphic xmlns:a="http://schemas.openxmlformats.org/drawingml/2006/main">
+              <a:graphicData uri="http://schemas.openxmlformats.org/drawingml/2006/picture">
+                <pic:pic xmlns:pic="http://schemas.openxmlformats.org/drawingml/2006/picture">
+                  <pic:nvPicPr>
+                    <pic:cNvPr id="1" name=""/>
+                    <pic:cNvPicPr/>
+                  </pic:nvPicPr>
+                  <pic:blipFill>
+                    <a:blip r:embed="rId17"/>
+                    <a:stretch>
+                      <a:fillRect/>
+                    </a:stretch>
+                  </pic:blipFill>
+                  <pic:spPr>
+                    <a:xfrm>
+                      <a:off x="0" y="0"/>
+                      <a:ext cx="4953000" cy="3143250"/>
+                    </a:xfrm>
+                    <a:prstGeom prst="rect">
+                      <a:avLst/>
+                    </a:prstGeom>
+                  </pic:spPr>
+                </pic:pic>
+              </a:graphicData>
+            </a:graphic>
+          </wp:inline>
+        </w:drawing>
+      </w:r>
+    </w:p>
+    <w:p>
+      <w:pPr>
+        <w:rPr>
+          <w:sz w:val="24"/>
+          <w:szCs w:val="24"/>
+          <w:lang w:eastAsia="en-US"/>
+        </w:rPr>
+      </w:pPr>
+      <w:r>
+        <w:rPr>
+          <w:sz w:val="24"/>
+          <w:szCs w:val="24"/>
+          <w:lang w:eastAsia="en-US"/>
+        </w:rPr>
+        <w:lastRenderedPageBreak/>
         <w:t>При включённом режиме паузы выполнение алгоритма приостанавливается. После нажатия кнопки перехода к следующему шагу устанавливается соответствующий флаг, после чего корутина продолжает выполнение.</w:t>
       </w:r>
     </w:p>
@@ -7052,7 +6396,6 @@
           <w:szCs w:val="28"/>
           <w:lang w:eastAsia="en-US"/>
         </w:rPr>
-        <w:lastRenderedPageBreak/>
         <w:t>3.8 Формирование входных данных</w:t>
       </w:r>
     </w:p>
@@ -7114,61 +6457,49 @@
         <w:rPr>
           <w:sz w:val="24"/>
           <w:szCs w:val="24"/>
-          <w:lang w:val="en-US" w:eastAsia="en-US"/>
-        </w:rPr>
-      </w:pPr>
-      <w:r>
-        <w:rPr>
-          <w:sz w:val="24"/>
-          <w:szCs w:val="24"/>
-          <w:lang w:val="en-US" w:eastAsia="en-US"/>
-        </w:rPr>
-        <w:t>values = (int[])</w:t>
-      </w:r>
-      <w:proofErr w:type="spellStart"/>
-      <w:r>
-        <w:rPr>
-          <w:sz w:val="24"/>
-          <w:szCs w:val="24"/>
-          <w:lang w:val="en-US" w:eastAsia="en-US"/>
-        </w:rPr>
-        <w:t>originalValues.Clone</w:t>
-      </w:r>
-      <w:proofErr w:type="spellEnd"/>
-      <w:r>
-        <w:rPr>
-          <w:sz w:val="24"/>
-          <w:szCs w:val="24"/>
-          <w:lang w:val="en-US" w:eastAsia="en-US"/>
-        </w:rPr>
-        <w:t>();</w:t>
-      </w:r>
-    </w:p>
-    <w:p>
-      <w:pPr>
-        <w:rPr>
-          <w:sz w:val="24"/>
-          <w:szCs w:val="24"/>
-          <w:lang w:val="en-US" w:eastAsia="en-US"/>
-        </w:rPr>
-      </w:pPr>
-      <w:proofErr w:type="spellStart"/>
-      <w:r>
-        <w:rPr>
-          <w:sz w:val="24"/>
-          <w:szCs w:val="24"/>
-          <w:lang w:val="en-US" w:eastAsia="en-US"/>
-        </w:rPr>
-        <w:t>visualizer.CreateBars</w:t>
-      </w:r>
-      <w:proofErr w:type="spellEnd"/>
-      <w:r>
-        <w:rPr>
-          <w:sz w:val="24"/>
-          <w:szCs w:val="24"/>
-          <w:lang w:val="en-US" w:eastAsia="en-US"/>
-        </w:rPr>
-        <w:t>(values);</w:t>
+          <w:lang w:eastAsia="en-US"/>
+        </w:rPr>
+      </w:pPr>
+      <w:r>
+        <w:rPr>
+          <w:noProof/>
+          <w14:ligatures w14:val="standardContextual"/>
+        </w:rPr>
+        <w:drawing>
+          <wp:inline distT="0" distB="0" distL="0" distR="0" wp14:anchorId="00A78DBA" wp14:editId="36F4D291">
+            <wp:extent cx="3305175" cy="904875"/>
+            <wp:effectExtent l="0" t="0" r="9525" b="9525"/>
+            <wp:docPr id="14" name="Рисунок 14"/>
+            <wp:cNvGraphicFramePr>
+              <a:graphicFrameLocks xmlns:a="http://schemas.openxmlformats.org/drawingml/2006/main" noChangeAspect="1"/>
+            </wp:cNvGraphicFramePr>
+            <a:graphic xmlns:a="http://schemas.openxmlformats.org/drawingml/2006/main">
+              <a:graphicData uri="http://schemas.openxmlformats.org/drawingml/2006/picture">
+                <pic:pic xmlns:pic="http://schemas.openxmlformats.org/drawingml/2006/picture">
+                  <pic:nvPicPr>
+                    <pic:cNvPr id="1" name=""/>
+                    <pic:cNvPicPr/>
+                  </pic:nvPicPr>
+                  <pic:blipFill>
+                    <a:blip r:embed="rId18"/>
+                    <a:stretch>
+                      <a:fillRect/>
+                    </a:stretch>
+                  </pic:blipFill>
+                  <pic:spPr>
+                    <a:xfrm>
+                      <a:off x="0" y="0"/>
+                      <a:ext cx="3305175" cy="904875"/>
+                    </a:xfrm>
+                    <a:prstGeom prst="rect">
+                      <a:avLst/>
+                    </a:prstGeom>
+                  </pic:spPr>
+                </pic:pic>
+              </a:graphicData>
+            </a:graphic>
+          </wp:inline>
+        </w:drawing>
       </w:r>
     </w:p>
     <w:p>
@@ -7362,62 +6693,6 @@
     </w:p>
     <w:p>
       <w:pPr>
-        <w:rPr>
-          <w:lang w:eastAsia="en-US"/>
-        </w:rPr>
-      </w:pPr>
-    </w:p>
-    <w:p>
-      <w:pPr>
-        <w:rPr>
-          <w:lang w:eastAsia="en-US"/>
-        </w:rPr>
-      </w:pPr>
-    </w:p>
-    <w:p>
-      <w:pPr>
-        <w:rPr>
-          <w:lang w:eastAsia="en-US"/>
-        </w:rPr>
-      </w:pPr>
-    </w:p>
-    <w:p>
-      <w:pPr>
-        <w:rPr>
-          <w:lang w:eastAsia="en-US"/>
-        </w:rPr>
-      </w:pPr>
-    </w:p>
-    <w:p>
-      <w:pPr>
-        <w:rPr>
-          <w:lang w:eastAsia="en-US"/>
-        </w:rPr>
-      </w:pPr>
-    </w:p>
-    <w:p>
-      <w:pPr>
-        <w:rPr>
-          <w:lang w:eastAsia="en-US"/>
-        </w:rPr>
-      </w:pPr>
-    </w:p>
-    <w:p>
-      <w:pPr>
-        <w:rPr>
-          <w:lang w:eastAsia="en-US"/>
-        </w:rPr>
-      </w:pPr>
-    </w:p>
-    <w:p>
-      <w:pPr>
-        <w:rPr>
-          <w:lang w:eastAsia="en-US"/>
-        </w:rPr>
-      </w:pPr>
-    </w:p>
-    <w:p>
-      <w:pPr>
         <w:jc w:val="center"/>
         <w:rPr>
           <w:b/>
@@ -7427,10 +6702,7 @@
           <w:lang w:eastAsia="en-US"/>
         </w:rPr>
       </w:pPr>
-    </w:p>
-    <w:p>
-      <w:pPr>
-        <w:jc w:val="center"/>
+      <w:r>
         <w:rPr>
           <w:b/>
           <w:bCs/>
@@ -7438,8 +6710,215 @@
           <w:szCs w:val="28"/>
           <w:lang w:eastAsia="en-US"/>
         </w:rPr>
-      </w:pPr>
-      <w:r>
+        <w:lastRenderedPageBreak/>
+        <w:t>ЗАКЛЮЧЕНИЕ</w:t>
+      </w:r>
+    </w:p>
+    <w:p>
+      <w:pPr>
+        <w:jc w:val="both"/>
+        <w:rPr>
+          <w:lang w:eastAsia="en-US"/>
+        </w:rPr>
+      </w:pPr>
+      <w:r>
+        <w:rPr>
+          <w:lang w:eastAsia="en-US"/>
+        </w:rPr>
+        <w:t>В ходе выполнения курсовой работы было разработано обучающее приложение для визуализации и сравнительного анализа алгоритмов сортировки. Основной задачей приложения является повышение наглядности изучения алгоритмов за счёт одновременного отображения состояния массива и этапов выполнения алгоритма.</w:t>
+      </w:r>
+    </w:p>
+    <w:p>
+      <w:pPr>
+        <w:jc w:val="both"/>
+        <w:rPr>
+          <w:lang w:eastAsia="en-US"/>
+        </w:rPr>
+      </w:pPr>
+      <w:r>
+        <w:rPr>
+          <w:lang w:eastAsia="en-US"/>
+        </w:rPr>
+        <w:t>В процессе работы были проанализированы основные алгоритмы сортировки и их характеристики, выбраны средства разработки и спроектирована структура программного приложения. Реализован набор алгоритмов сортировки, взаимодействующих с общей системой управления и визуализации.</w:t>
+      </w:r>
+    </w:p>
+    <w:p>
+      <w:pPr>
+        <w:jc w:val="both"/>
+        <w:rPr>
+          <w:lang w:eastAsia="en-US"/>
+        </w:rPr>
+      </w:pPr>
+      <w:r>
+        <w:rPr>
+          <w:lang w:eastAsia="en-US"/>
+        </w:rPr>
+        <w:t>Разработанное приложение позволяет формировать массивы с различными начальными состояниями, запускать сортировку с настраиваемой скоростью, наблюдать за сравнением и перестановкой элементов, а также пошагово просматривать выполнение алгоритма с подсветкой соответствующих строк псевдокода. Дополнительно реализован подсчёт сравнений и перестановок, отображение времени выполнения и механизм сравнительного тестирования алгоритмов.</w:t>
+      </w:r>
+    </w:p>
+    <w:p>
+      <w:pPr>
+        <w:jc w:val="both"/>
+        <w:rPr>
+          <w:lang w:eastAsia="en-US"/>
+        </w:rPr>
+      </w:pPr>
+      <w:r>
+        <w:rPr>
+          <w:lang w:eastAsia="en-US"/>
+        </w:rPr>
+        <w:t>Таким образом, поставленная цель была достигнута. Разработанное программное средство может использоваться как вспомогательный инструмент при изучении алгоритмов сортировки, позволяя наглядно сопоставлять их теоретические особенности с фактическим процессом выполнения.</w:t>
+      </w:r>
+    </w:p>
+    <w:p>
+      <w:pPr>
+        <w:rPr>
+          <w:lang w:eastAsia="en-US"/>
+        </w:rPr>
+      </w:pPr>
+    </w:p>
+    <w:p>
+      <w:pPr>
+        <w:rPr>
+          <w:lang w:eastAsia="en-US"/>
+        </w:rPr>
+      </w:pPr>
+    </w:p>
+    <w:p>
+      <w:pPr>
+        <w:rPr>
+          <w:lang w:eastAsia="en-US"/>
+        </w:rPr>
+      </w:pPr>
+    </w:p>
+    <w:p>
+      <w:pPr>
+        <w:rPr>
+          <w:lang w:eastAsia="en-US"/>
+        </w:rPr>
+      </w:pPr>
+    </w:p>
+    <w:p>
+      <w:pPr>
+        <w:rPr>
+          <w:lang w:eastAsia="en-US"/>
+        </w:rPr>
+      </w:pPr>
+    </w:p>
+    <w:p>
+      <w:pPr>
+        <w:rPr>
+          <w:lang w:eastAsia="en-US"/>
+        </w:rPr>
+      </w:pPr>
+    </w:p>
+    <w:p>
+      <w:pPr>
+        <w:rPr>
+          <w:lang w:eastAsia="en-US"/>
+        </w:rPr>
+      </w:pPr>
+    </w:p>
+    <w:p>
+      <w:pPr>
+        <w:rPr>
+          <w:lang w:eastAsia="en-US"/>
+        </w:rPr>
+      </w:pPr>
+    </w:p>
+    <w:p>
+      <w:pPr>
+        <w:rPr>
+          <w:lang w:eastAsia="en-US"/>
+        </w:rPr>
+      </w:pPr>
+    </w:p>
+    <w:p>
+      <w:pPr>
+        <w:rPr>
+          <w:lang w:eastAsia="en-US"/>
+        </w:rPr>
+      </w:pPr>
+    </w:p>
+    <w:p>
+      <w:pPr>
+        <w:rPr>
+          <w:lang w:eastAsia="en-US"/>
+        </w:rPr>
+      </w:pPr>
+    </w:p>
+    <w:p>
+      <w:pPr>
+        <w:rPr>
+          <w:lang w:eastAsia="en-US"/>
+        </w:rPr>
+      </w:pPr>
+    </w:p>
+    <w:p>
+      <w:pPr>
+        <w:rPr>
+          <w:lang w:eastAsia="en-US"/>
+        </w:rPr>
+      </w:pPr>
+    </w:p>
+    <w:p>
+      <w:pPr>
+        <w:rPr>
+          <w:lang w:eastAsia="en-US"/>
+        </w:rPr>
+      </w:pPr>
+    </w:p>
+    <w:p>
+      <w:pPr>
+        <w:rPr>
+          <w:lang w:eastAsia="en-US"/>
+        </w:rPr>
+      </w:pPr>
+    </w:p>
+    <w:p>
+      <w:pPr>
+        <w:rPr>
+          <w:lang w:eastAsia="en-US"/>
+        </w:rPr>
+      </w:pPr>
+    </w:p>
+    <w:p>
+      <w:pPr>
+        <w:rPr>
+          <w:lang w:eastAsia="en-US"/>
+        </w:rPr>
+      </w:pPr>
+    </w:p>
+    <w:p>
+      <w:pPr>
+        <w:rPr>
+          <w:lang w:eastAsia="en-US"/>
+        </w:rPr>
+      </w:pPr>
+    </w:p>
+    <w:p>
+      <w:pPr>
+        <w:rPr>
+          <w:lang w:eastAsia="en-US"/>
+        </w:rPr>
+      </w:pPr>
+    </w:p>
+    <w:p>
+      <w:pPr>
+        <w:rPr>
+          <w:lang w:eastAsia="en-US"/>
+        </w:rPr>
+      </w:pPr>
+    </w:p>
+    <w:p>
+      <w:pPr>
+        <w:rPr>
+          <w:lang w:eastAsia="en-US"/>
+        </w:rPr>
+      </w:pPr>
+    </w:p>
+    <w:p>
+      <w:pPr>
         <w:rPr>
           <w:b/>
           <w:bCs/>
@@ -7447,281 +6926,6 @@
           <w:szCs w:val="28"/>
           <w:lang w:eastAsia="en-US"/>
         </w:rPr>
-        <w:lastRenderedPageBreak/>
-        <w:t>ЗАКЛЮЧЕНИЕ</w:t>
-      </w:r>
-    </w:p>
-    <w:p>
-      <w:pPr>
-        <w:jc w:val="both"/>
-        <w:rPr>
-          <w:lang w:eastAsia="en-US"/>
-        </w:rPr>
-      </w:pPr>
-      <w:r>
-        <w:rPr>
-          <w:lang w:eastAsia="en-US"/>
-        </w:rPr>
-        <w:t>В ходе выполнения курсовой работы было разработано обучающее приложение для визуализации и сравнительного анализа алгоритмов сортировки. Основной задачей приложения является повышение наглядности изучения алгоритмов за счёт одновременного отображения состояния массива и этапов выполнения алгоритма.</w:t>
-      </w:r>
-    </w:p>
-    <w:p>
-      <w:pPr>
-        <w:jc w:val="both"/>
-        <w:rPr>
-          <w:lang w:eastAsia="en-US"/>
-        </w:rPr>
-      </w:pPr>
-      <w:r>
-        <w:rPr>
-          <w:lang w:eastAsia="en-US"/>
-        </w:rPr>
-        <w:t>В процессе работы были проанализированы основные алгоритмы сортировки и их характеристики, выбраны средства разработки и спроектирована структура программного приложения. Реализован набор алгоритмов сортировки, взаимодействующих с общей системой управления и визуализации.</w:t>
-      </w:r>
-    </w:p>
-    <w:p>
-      <w:pPr>
-        <w:jc w:val="both"/>
-        <w:rPr>
-          <w:lang w:eastAsia="en-US"/>
-        </w:rPr>
-      </w:pPr>
-      <w:r>
-        <w:rPr>
-          <w:lang w:eastAsia="en-US"/>
-        </w:rPr>
-        <w:t>Разработанное приложение позволяет формировать массивы с различными начальными состояниями, запускать сортировку с настраиваемой скоростью, наблюдать за сравнением и перестановкой элементов, а также пошагово просматривать выполнение алгоритма с подсветкой соответствующих строк псевдокода. Дополнительно реализован подсчёт сравнений и перестановок, отображение времени выполнения и механизм сравнительного тестирования алгоритмов.</w:t>
-      </w:r>
-    </w:p>
-    <w:p>
-      <w:pPr>
-        <w:jc w:val="both"/>
-        <w:rPr>
-          <w:lang w:eastAsia="en-US"/>
-        </w:rPr>
-      </w:pPr>
-      <w:r>
-        <w:rPr>
-          <w:lang w:eastAsia="en-US"/>
-        </w:rPr>
-        <w:t>Таким образом, поставленная цель была достигнута. Разработанное программное средство может использоваться как вспомогательный инструмент при изучении алгоритмов сортировки, позволяя наглядно сопоставлять их теоретические особенности с фактическим процессом выполнения.</w:t>
-      </w:r>
-    </w:p>
-    <w:p>
-      <w:pPr>
-        <w:rPr>
-          <w:lang w:eastAsia="en-US"/>
-        </w:rPr>
-      </w:pPr>
-    </w:p>
-    <w:p>
-      <w:pPr>
-        <w:rPr>
-          <w:lang w:eastAsia="en-US"/>
-        </w:rPr>
-      </w:pPr>
-    </w:p>
-    <w:p>
-      <w:pPr>
-        <w:rPr>
-          <w:lang w:eastAsia="en-US"/>
-        </w:rPr>
-      </w:pPr>
-    </w:p>
-    <w:p>
-      <w:pPr>
-        <w:rPr>
-          <w:lang w:eastAsia="en-US"/>
-        </w:rPr>
-      </w:pPr>
-    </w:p>
-    <w:p>
-      <w:pPr>
-        <w:rPr>
-          <w:lang w:eastAsia="en-US"/>
-        </w:rPr>
-      </w:pPr>
-    </w:p>
-    <w:p>
-      <w:pPr>
-        <w:rPr>
-          <w:lang w:eastAsia="en-US"/>
-        </w:rPr>
-      </w:pPr>
-    </w:p>
-    <w:p>
-      <w:pPr>
-        <w:rPr>
-          <w:lang w:eastAsia="en-US"/>
-        </w:rPr>
-      </w:pPr>
-    </w:p>
-    <w:p>
-      <w:pPr>
-        <w:rPr>
-          <w:lang w:eastAsia="en-US"/>
-        </w:rPr>
-      </w:pPr>
-    </w:p>
-    <w:p>
-      <w:pPr>
-        <w:rPr>
-          <w:lang w:eastAsia="en-US"/>
-        </w:rPr>
-      </w:pPr>
-    </w:p>
-    <w:p>
-      <w:pPr>
-        <w:rPr>
-          <w:lang w:eastAsia="en-US"/>
-        </w:rPr>
-      </w:pPr>
-    </w:p>
-    <w:p>
-      <w:pPr>
-        <w:rPr>
-          <w:lang w:eastAsia="en-US"/>
-        </w:rPr>
-      </w:pPr>
-    </w:p>
-    <w:p>
-      <w:pPr>
-        <w:rPr>
-          <w:lang w:eastAsia="en-US"/>
-        </w:rPr>
-      </w:pPr>
-    </w:p>
-    <w:p>
-      <w:pPr>
-        <w:rPr>
-          <w:lang w:eastAsia="en-US"/>
-        </w:rPr>
-      </w:pPr>
-    </w:p>
-    <w:p>
-      <w:pPr>
-        <w:rPr>
-          <w:lang w:eastAsia="en-US"/>
-        </w:rPr>
-      </w:pPr>
-    </w:p>
-    <w:p>
-      <w:pPr>
-        <w:rPr>
-          <w:lang w:eastAsia="en-US"/>
-        </w:rPr>
-      </w:pPr>
-    </w:p>
-    <w:p>
-      <w:pPr>
-        <w:rPr>
-          <w:lang w:eastAsia="en-US"/>
-        </w:rPr>
-      </w:pPr>
-    </w:p>
-    <w:p>
-      <w:pPr>
-        <w:rPr>
-          <w:lang w:eastAsia="en-US"/>
-        </w:rPr>
-      </w:pPr>
-    </w:p>
-    <w:p>
-      <w:pPr>
-        <w:rPr>
-          <w:lang w:eastAsia="en-US"/>
-        </w:rPr>
-      </w:pPr>
-    </w:p>
-    <w:p>
-      <w:pPr>
-        <w:rPr>
-          <w:lang w:eastAsia="en-US"/>
-        </w:rPr>
-      </w:pPr>
-    </w:p>
-    <w:p>
-      <w:pPr>
-        <w:rPr>
-          <w:lang w:eastAsia="en-US"/>
-        </w:rPr>
-      </w:pPr>
-    </w:p>
-    <w:p>
-      <w:pPr>
-        <w:rPr>
-          <w:lang w:eastAsia="en-US"/>
-        </w:rPr>
-      </w:pPr>
-    </w:p>
-    <w:p>
-      <w:pPr>
-        <w:rPr>
-          <w:lang w:eastAsia="en-US"/>
-        </w:rPr>
-      </w:pPr>
-    </w:p>
-    <w:p>
-      <w:pPr>
-        <w:rPr>
-          <w:lang w:eastAsia="en-US"/>
-        </w:rPr>
-      </w:pPr>
-    </w:p>
-    <w:p>
-      <w:pPr>
-        <w:rPr>
-          <w:lang w:eastAsia="en-US"/>
-        </w:rPr>
-      </w:pPr>
-    </w:p>
-    <w:p>
-      <w:pPr>
-        <w:rPr>
-          <w:lang w:eastAsia="en-US"/>
-        </w:rPr>
-      </w:pPr>
-    </w:p>
-    <w:p>
-      <w:pPr>
-        <w:rPr>
-          <w:lang w:eastAsia="en-US"/>
-        </w:rPr>
-      </w:pPr>
-    </w:p>
-    <w:p>
-      <w:pPr>
-        <w:rPr>
-          <w:lang w:eastAsia="en-US"/>
-        </w:rPr>
-      </w:pPr>
-    </w:p>
-    <w:p>
-      <w:pPr>
-        <w:rPr>
-          <w:lang w:eastAsia="en-US"/>
-        </w:rPr>
-      </w:pPr>
-    </w:p>
-    <w:p>
-      <w:pPr>
-        <w:rPr>
-          <w:lang w:eastAsia="en-US"/>
-        </w:rPr>
-      </w:pPr>
-    </w:p>
-    <w:p>
-      <w:pPr>
-        <w:rPr>
-          <w:lang w:eastAsia="en-US"/>
-        </w:rPr>
-      </w:pPr>
-    </w:p>
-    <w:p>
-      <w:pPr>
-        <w:rPr>
-          <w:lang w:eastAsia="en-US"/>
-        </w:rPr>
       </w:pPr>
     </w:p>
     <w:p>
@@ -7734,7 +6938,9 @@
           <w:lang w:eastAsia="en-US"/>
         </w:rPr>
       </w:pPr>
-      <w:r>
+    </w:p>
+    <w:p>
+      <w:pPr>
         <w:rPr>
           <w:b/>
           <w:bCs/>
@@ -7742,8 +6948,75 @@
           <w:szCs w:val="28"/>
           <w:lang w:eastAsia="en-US"/>
         </w:rPr>
+      </w:pPr>
+    </w:p>
+    <w:p>
+      <w:pPr>
+        <w:rPr>
+          <w:b/>
+          <w:bCs/>
+          <w:sz w:val="28"/>
+          <w:szCs w:val="28"/>
+          <w:lang w:eastAsia="en-US"/>
+        </w:rPr>
+      </w:pPr>
+    </w:p>
+    <w:p>
+      <w:pPr>
+        <w:rPr>
+          <w:b/>
+          <w:bCs/>
+          <w:sz w:val="28"/>
+          <w:szCs w:val="28"/>
+          <w:lang w:eastAsia="en-US"/>
+        </w:rPr>
+      </w:pPr>
+    </w:p>
+    <w:p>
+      <w:pPr>
+        <w:rPr>
+          <w:b/>
+          <w:bCs/>
+          <w:sz w:val="28"/>
+          <w:szCs w:val="28"/>
+          <w:lang w:eastAsia="en-US"/>
+        </w:rPr>
+      </w:pPr>
+    </w:p>
+    <w:p>
+      <w:pPr>
+        <w:rPr>
+          <w:b/>
+          <w:bCs/>
+          <w:sz w:val="28"/>
+          <w:szCs w:val="28"/>
+          <w:lang w:eastAsia="en-US"/>
+        </w:rPr>
+      </w:pPr>
+    </w:p>
+    <w:p>
+      <w:pPr>
+        <w:rPr>
+          <w:b/>
+          <w:bCs/>
+          <w:sz w:val="28"/>
+          <w:szCs w:val="28"/>
+          <w:lang w:eastAsia="en-US"/>
+        </w:rPr>
+      </w:pPr>
+      <w:proofErr w:type="gramStart"/>
+      <w:r>
+        <w:rPr>
+          <w:b/>
+          <w:bCs/>
+          <w:sz w:val="28"/>
+          <w:szCs w:val="28"/>
+          <w:lang w:eastAsia="en-US"/>
+        </w:rPr>
+        <w:lastRenderedPageBreak/>
         <w:t>СПИСОК ИСПОЛЬЗОВАННЫХ ИСТОЧНИКОВ</w:t>
       </w:r>
+      <w:proofErr w:type="gramEnd"/>
       <w:r>
         <w:rPr>
           <w:b/>
@@ -7839,7 +7112,7 @@
         </w:rPr>
         <w:t xml:space="preserve">]. — URL: </w:t>
       </w:r>
-      <w:hyperlink r:id="rId13" w:tgtFrame="_blank" w:history="1">
+      <w:hyperlink r:id="rId19" w:tgtFrame="_blank" w:history="1">
         <w:r>
           <w:rPr>
             <w:rStyle w:val="af0"/>
@@ -7908,7 +7181,7 @@
         </w:rPr>
         <w:t xml:space="preserve"> [Электронный ресурс]. — URL: </w:t>
       </w:r>
-      <w:hyperlink r:id="rId14" w:tgtFrame="_blank" w:history="1">
+      <w:hyperlink r:id="rId20" w:tgtFrame="_blank" w:history="1">
         <w:r>
           <w:rPr>
             <w:rStyle w:val="af0"/>
@@ -7966,7 +7239,7 @@
         </w:rPr>
         <w:t xml:space="preserve"> [Электронный ресурс]. — URL: </w:t>
       </w:r>
-      <w:hyperlink r:id="rId15" w:tgtFrame="_blank" w:history="1">
+      <w:hyperlink r:id="rId21" w:tgtFrame="_blank" w:history="1">
         <w:r>
           <w:rPr>
             <w:rStyle w:val="af0"/>
@@ -8024,7 +7297,7 @@
         </w:rPr>
         <w:t xml:space="preserve"> [Электронный ресурс]. — URL: </w:t>
       </w:r>
-      <w:hyperlink r:id="rId16" w:tgtFrame="_blank" w:history="1">
+      <w:hyperlink r:id="rId22" w:tgtFrame="_blank" w:history="1">
         <w:r>
           <w:rPr>
             <w:rStyle w:val="af0"/>
@@ -8080,7 +7353,7 @@
         </w:rPr>
         <w:t xml:space="preserve"> [Электронный ресурс]. — URL: </w:t>
       </w:r>
-      <w:hyperlink r:id="rId17" w:history="1">
+      <w:hyperlink r:id="rId23" w:history="1">
         <w:r>
           <w:rPr>
             <w:rStyle w:val="af0"/>
@@ -8099,7 +7372,7 @@
       </w:pPr>
     </w:p>
     <w:sectPr>
-      <w:footerReference w:type="default" r:id="rId18"/>
+      <w:footerReference w:type="default" r:id="rId24"/>
       <w:pgSz w:w="11906" w:h="16838"/>
       <w:pgMar w:top="1134" w:right="850" w:bottom="1134" w:left="1701" w:header="708" w:footer="708" w:gutter="0"/>
       <w:cols w:space="708"/>

--- a/Курсовая версия 2.docx
+++ b/Курсовая версия 2.docx
@@ -2124,16 +2124,12 @@
     </w:p>
     <w:p>
       <w:pPr>
-        <w:pStyle w:val="1"/>
-        <w:spacing w:line="480" w:lineRule="auto"/>
-        <w:ind w:firstLine="720"/>
-        <w:jc w:val="both"/>
-        <w:rPr>
-          <w:rFonts w:ascii="Times New Roman" w:eastAsia="Times New Roman" w:hAnsi="Times New Roman" w:cs="Times New Roman"/>
-          <w:b/>
-          <w:color w:val="000000"/>
+        <w:rPr>
+          <w:b/>
+          <w:bCs/>
           <w:sz w:val="28"/>
           <w:szCs w:val="28"/>
+          <w:lang w:eastAsia="en-US"/>
         </w:rPr>
       </w:pPr>
       <w:r>
@@ -2141,14 +2137,34 @@
       </w:r>
       <w:r>
         <w:rPr>
-          <w:rFonts w:ascii="Times New Roman" w:eastAsia="Times New Roman" w:hAnsi="Times New Roman" w:cs="Times New Roman"/>
-          <w:b/>
-          <w:color w:val="000000"/>
+          <w:b/>
+          <w:bCs/>
           <w:sz w:val="28"/>
           <w:szCs w:val="28"/>
+          <w:lang w:eastAsia="en-US"/>
         </w:rPr>
         <w:lastRenderedPageBreak/>
-        <w:t>1 Разновидности обучающих приложений.</w:t>
+        <w:t>1</w:t>
+      </w:r>
+      <w:r>
+        <w:rPr>
+          <w:b/>
+          <w:bCs/>
+          <w:sz w:val="28"/>
+          <w:szCs w:val="28"/>
+          <w:lang w:eastAsia="en-US"/>
+        </w:rPr>
+        <w:t xml:space="preserve"> </w:t>
+      </w:r>
+      <w:r>
+        <w:rPr>
+          <w:b/>
+          <w:bCs/>
+          <w:sz w:val="28"/>
+          <w:szCs w:val="28"/>
+          <w:lang w:eastAsia="en-US"/>
+        </w:rPr>
+        <w:t>Разновидности обучающих приложений с визуализацией сортировок.</w:t>
       </w:r>
     </w:p>
     <w:p>
@@ -2199,41 +2215,27 @@
           <w:szCs w:val="24"/>
           <w:lang w:eastAsia="en-US"/>
         </w:rPr>
-        <w:t>Основные возможности, встречающиеся в существующих визуализаторах алгоритмов сортировки, представлены в таблице 1.</w:t>
+        <w:t>Основные возможности, встречающиеся в существующих визуализаторах алгоритмов сортировки, представлены в таблице</w:t>
       </w:r>
     </w:p>
     <w:tbl>
       <w:tblPr>
+        <w:tblStyle w:val="af3"/>
         <w:tblW w:w="0" w:type="auto"/>
-        <w:tblCellSpacing w:w="15" w:type="dxa"/>
-        <w:tblCellMar>
-          <w:top w:w="15" w:type="dxa"/>
-          <w:left w:w="15" w:type="dxa"/>
-          <w:bottom w:w="15" w:type="dxa"/>
-          <w:right w:w="15" w:type="dxa"/>
-        </w:tblCellMar>
         <w:tblLook w:val="04A0" w:firstRow="1" w:lastRow="0" w:firstColumn="1" w:lastColumn="0" w:noHBand="0" w:noVBand="1"/>
       </w:tblPr>
       <w:tblGrid>
-        <w:gridCol w:w="3071"/>
-        <w:gridCol w:w="6284"/>
+        <w:gridCol w:w="4672"/>
+        <w:gridCol w:w="4673"/>
       </w:tblGrid>
       <w:tr>
-        <w:trPr>
-          <w:tblHeader/>
-          <w:tblCellSpacing w:w="15" w:type="dxa"/>
-        </w:trPr>
         <w:tc>
           <w:tcPr>
-            <w:tcW w:w="0" w:type="auto"/>
-            <w:vAlign w:val="center"/>
-            <w:hideMark/>
+            <w:tcW w:w="4672" w:type="dxa"/>
           </w:tcPr>
           <w:p>
             <w:pPr>
               <w:rPr>
-                <w:b/>
-                <w:bCs/>
                 <w:sz w:val="24"/>
                 <w:szCs w:val="24"/>
                 <w:lang w:eastAsia="en-US"/>
@@ -2253,15 +2255,11 @@
         </w:tc>
         <w:tc>
           <w:tcPr>
-            <w:tcW w:w="0" w:type="auto"/>
-            <w:vAlign w:val="center"/>
-            <w:hideMark/>
+            <w:tcW w:w="4673" w:type="dxa"/>
           </w:tcPr>
           <w:p>
             <w:pPr>
               <w:rPr>
-                <w:b/>
-                <w:bCs/>
                 <w:sz w:val="24"/>
                 <w:szCs w:val="24"/>
                 <w:lang w:eastAsia="en-US"/>
@@ -2281,14 +2279,10 @@
         </w:tc>
       </w:tr>
       <w:tr>
-        <w:trPr>
-          <w:tblCellSpacing w:w="15" w:type="dxa"/>
-        </w:trPr>
         <w:tc>
           <w:tcPr>
-            <w:tcW w:w="0" w:type="auto"/>
+            <w:tcW w:w="4672" w:type="dxa"/>
             <w:vAlign w:val="center"/>
-            <w:hideMark/>
           </w:tcPr>
           <w:p>
             <w:pPr>
@@ -2310,9 +2304,8 @@
         </w:tc>
         <w:tc>
           <w:tcPr>
-            <w:tcW w:w="0" w:type="auto"/>
+            <w:tcW w:w="4673" w:type="dxa"/>
             <w:vAlign w:val="center"/>
-            <w:hideMark/>
           </w:tcPr>
           <w:p>
             <w:pPr>
@@ -2334,14 +2327,10 @@
         </w:tc>
       </w:tr>
       <w:tr>
-        <w:trPr>
-          <w:tblCellSpacing w:w="15" w:type="dxa"/>
-        </w:trPr>
         <w:tc>
           <w:tcPr>
-            <w:tcW w:w="0" w:type="auto"/>
+            <w:tcW w:w="4672" w:type="dxa"/>
             <w:vAlign w:val="center"/>
-            <w:hideMark/>
           </w:tcPr>
           <w:p>
             <w:pPr>
@@ -2363,9 +2352,8 @@
         </w:tc>
         <w:tc>
           <w:tcPr>
-            <w:tcW w:w="0" w:type="auto"/>
+            <w:tcW w:w="4673" w:type="dxa"/>
             <w:vAlign w:val="center"/>
-            <w:hideMark/>
           </w:tcPr>
           <w:p>
             <w:pPr>
@@ -2387,14 +2375,10 @@
         </w:tc>
       </w:tr>
       <w:tr>
-        <w:trPr>
-          <w:tblCellSpacing w:w="15" w:type="dxa"/>
-        </w:trPr>
         <w:tc>
           <w:tcPr>
-            <w:tcW w:w="0" w:type="auto"/>
+            <w:tcW w:w="4672" w:type="dxa"/>
             <w:vAlign w:val="center"/>
-            <w:hideMark/>
           </w:tcPr>
           <w:p>
             <w:pPr>
@@ -2416,9 +2400,8 @@
         </w:tc>
         <w:tc>
           <w:tcPr>
-            <w:tcW w:w="0" w:type="auto"/>
+            <w:tcW w:w="4673" w:type="dxa"/>
             <w:vAlign w:val="center"/>
-            <w:hideMark/>
           </w:tcPr>
           <w:p>
             <w:pPr>
@@ -2440,14 +2423,10 @@
         </w:tc>
       </w:tr>
       <w:tr>
-        <w:trPr>
-          <w:tblCellSpacing w:w="15" w:type="dxa"/>
-        </w:trPr>
         <w:tc>
           <w:tcPr>
-            <w:tcW w:w="0" w:type="auto"/>
+            <w:tcW w:w="4672" w:type="dxa"/>
             <w:vAlign w:val="center"/>
-            <w:hideMark/>
           </w:tcPr>
           <w:p>
             <w:pPr>
@@ -2469,9 +2448,8 @@
         </w:tc>
         <w:tc>
           <w:tcPr>
-            <w:tcW w:w="0" w:type="auto"/>
+            <w:tcW w:w="4673" w:type="dxa"/>
             <w:vAlign w:val="center"/>
-            <w:hideMark/>
           </w:tcPr>
           <w:p>
             <w:pPr>
@@ -2493,14 +2471,10 @@
         </w:tc>
       </w:tr>
       <w:tr>
-        <w:trPr>
-          <w:tblCellSpacing w:w="15" w:type="dxa"/>
-        </w:trPr>
         <w:tc>
           <w:tcPr>
-            <w:tcW w:w="0" w:type="auto"/>
+            <w:tcW w:w="4672" w:type="dxa"/>
             <w:vAlign w:val="center"/>
-            <w:hideMark/>
           </w:tcPr>
           <w:p>
             <w:pPr>
@@ -2522,9 +2496,8 @@
         </w:tc>
         <w:tc>
           <w:tcPr>
-            <w:tcW w:w="0" w:type="auto"/>
+            <w:tcW w:w="4673" w:type="dxa"/>
             <w:vAlign w:val="center"/>
-            <w:hideMark/>
           </w:tcPr>
           <w:p>
             <w:pPr>
@@ -2546,14 +2519,10 @@
         </w:tc>
       </w:tr>
       <w:tr>
-        <w:trPr>
-          <w:tblCellSpacing w:w="15" w:type="dxa"/>
-        </w:trPr>
         <w:tc>
           <w:tcPr>
-            <w:tcW w:w="0" w:type="auto"/>
+            <w:tcW w:w="4672" w:type="dxa"/>
             <w:vAlign w:val="center"/>
-            <w:hideMark/>
           </w:tcPr>
           <w:p>
             <w:pPr>
@@ -2575,9 +2544,8 @@
         </w:tc>
         <w:tc>
           <w:tcPr>
-            <w:tcW w:w="0" w:type="auto"/>
+            <w:tcW w:w="4673" w:type="dxa"/>
             <w:vAlign w:val="center"/>
-            <w:hideMark/>
           </w:tcPr>
           <w:p>
             <w:pPr>
@@ -2599,14 +2567,10 @@
         </w:tc>
       </w:tr>
       <w:tr>
-        <w:trPr>
-          <w:tblCellSpacing w:w="15" w:type="dxa"/>
-        </w:trPr>
         <w:tc>
           <w:tcPr>
-            <w:tcW w:w="0" w:type="auto"/>
+            <w:tcW w:w="4672" w:type="dxa"/>
             <w:vAlign w:val="center"/>
-            <w:hideMark/>
           </w:tcPr>
           <w:p>
             <w:pPr>
@@ -2628,9 +2592,8 @@
         </w:tc>
         <w:tc>
           <w:tcPr>
-            <w:tcW w:w="0" w:type="auto"/>
+            <w:tcW w:w="4673" w:type="dxa"/>
             <w:vAlign w:val="center"/>
-            <w:hideMark/>
           </w:tcPr>
           <w:p>
             <w:pPr>
@@ -2652,14 +2615,10 @@
         </w:tc>
       </w:tr>
       <w:tr>
-        <w:trPr>
-          <w:tblCellSpacing w:w="15" w:type="dxa"/>
-        </w:trPr>
         <w:tc>
           <w:tcPr>
-            <w:tcW w:w="0" w:type="auto"/>
+            <w:tcW w:w="4672" w:type="dxa"/>
             <w:vAlign w:val="center"/>
-            <w:hideMark/>
           </w:tcPr>
           <w:p>
             <w:pPr>
@@ -2681,9 +2640,8 @@
         </w:tc>
         <w:tc>
           <w:tcPr>
-            <w:tcW w:w="0" w:type="auto"/>
+            <w:tcW w:w="4673" w:type="dxa"/>
             <w:vAlign w:val="center"/>
-            <w:hideMark/>
           </w:tcPr>
           <w:p>
             <w:pPr>
@@ -2705,14 +2663,10 @@
         </w:tc>
       </w:tr>
       <w:tr>
-        <w:trPr>
-          <w:tblCellSpacing w:w="15" w:type="dxa"/>
-        </w:trPr>
         <w:tc>
           <w:tcPr>
-            <w:tcW w:w="0" w:type="auto"/>
+            <w:tcW w:w="4672" w:type="dxa"/>
             <w:vAlign w:val="center"/>
-            <w:hideMark/>
           </w:tcPr>
           <w:p>
             <w:pPr>
@@ -2734,9 +2688,8 @@
         </w:tc>
         <w:tc>
           <w:tcPr>
-            <w:tcW w:w="0" w:type="auto"/>
+            <w:tcW w:w="4673" w:type="dxa"/>
             <w:vAlign w:val="center"/>
-            <w:hideMark/>
           </w:tcPr>
           <w:p>
             <w:pPr>
@@ -2758,14 +2711,10 @@
         </w:tc>
       </w:tr>
       <w:tr>
-        <w:trPr>
-          <w:tblCellSpacing w:w="15" w:type="dxa"/>
-        </w:trPr>
         <w:tc>
           <w:tcPr>
-            <w:tcW w:w="0" w:type="auto"/>
+            <w:tcW w:w="4672" w:type="dxa"/>
             <w:vAlign w:val="center"/>
-            <w:hideMark/>
           </w:tcPr>
           <w:p>
             <w:pPr>
@@ -2787,9 +2736,8 @@
         </w:tc>
         <w:tc>
           <w:tcPr>
-            <w:tcW w:w="0" w:type="auto"/>
+            <w:tcW w:w="4673" w:type="dxa"/>
             <w:vAlign w:val="center"/>
-            <w:hideMark/>
           </w:tcPr>
           <w:p>
             <w:pPr>
@@ -2823,98 +2771,39 @@
     <w:p>
       <w:pPr>
         <w:rPr>
-          <w:sz w:val="24"/>
-          <w:szCs w:val="24"/>
-          <w:lang w:eastAsia="en-US"/>
-        </w:rPr>
-      </w:pPr>
-    </w:p>
-    <w:p>
-      <w:pPr>
-        <w:rPr>
-          <w:sz w:val="24"/>
-          <w:szCs w:val="24"/>
-          <w:lang w:eastAsia="en-US"/>
-        </w:rPr>
-      </w:pPr>
-    </w:p>
-    <w:p>
-      <w:pPr>
-        <w:rPr>
-          <w:lang w:eastAsia="en-US"/>
-        </w:rPr>
-      </w:pPr>
-    </w:p>
-    <w:p>
-      <w:pPr>
-        <w:rPr>
-          <w:lang w:eastAsia="en-US"/>
-        </w:rPr>
-      </w:pPr>
-    </w:p>
-    <w:p>
-      <w:pPr>
-        <w:rPr>
-          <w:lang w:eastAsia="en-US"/>
-        </w:rPr>
-      </w:pPr>
-    </w:p>
-    <w:p>
-      <w:pPr>
-        <w:rPr>
-          <w:lang w:eastAsia="en-US"/>
-        </w:rPr>
-      </w:pPr>
-    </w:p>
-    <w:p>
-      <w:pPr>
-        <w:rPr>
-          <w:lang w:eastAsia="en-US"/>
-        </w:rPr>
-      </w:pPr>
-    </w:p>
-    <w:p>
-      <w:pPr>
-        <w:rPr>
-          <w:lang w:eastAsia="en-US"/>
-        </w:rPr>
-      </w:pPr>
-    </w:p>
-    <w:p>
-      <w:pPr>
-        <w:rPr>
-          <w:lang w:eastAsia="en-US"/>
-        </w:rPr>
-      </w:pPr>
-    </w:p>
-    <w:p>
-      <w:pPr>
-        <w:rPr>
-          <w:lang w:eastAsia="en-US"/>
-        </w:rPr>
-      </w:pPr>
-    </w:p>
-    <w:p>
-      <w:pPr>
-        <w:rPr>
-          <w:lang w:eastAsia="en-US"/>
-        </w:rPr>
-      </w:pPr>
-    </w:p>
-    <w:p>
-      <w:pPr>
-        <w:rPr>
-          <w:sz w:val="24"/>
-          <w:szCs w:val="24"/>
-          <w:lang w:eastAsia="en-US"/>
-        </w:rPr>
-      </w:pPr>
-      <w:r>
-        <w:rPr>
-          <w:sz w:val="24"/>
-          <w:szCs w:val="24"/>
-          <w:lang w:eastAsia="en-US"/>
-        </w:rPr>
+          <w:lang w:eastAsia="en-US"/>
+        </w:rPr>
+      </w:pPr>
+    </w:p>
+    <w:p>
+      <w:pPr>
+        <w:rPr>
+          <w:lang w:eastAsia="en-US"/>
+        </w:rPr>
+      </w:pPr>
+    </w:p>
+    <w:p>
+      <w:pPr>
+        <w:rPr>
+          <w:lang w:eastAsia="en-US"/>
+        </w:rPr>
+      </w:pPr>
+    </w:p>
+    <w:p>
+      <w:pPr>
+        <w:rPr>
+          <w:sz w:val="24"/>
+          <w:szCs w:val="24"/>
+          <w:lang w:eastAsia="en-US"/>
+        </w:rPr>
+      </w:pPr>
+      <w:r>
+        <w:rPr>
+          <w:sz w:val="24"/>
+          <w:szCs w:val="24"/>
+          <w:lang w:eastAsia="en-US"/>
+        </w:rPr>
+        <w:lastRenderedPageBreak/>
         <w:t>Рассмотренные программные средства могут содержать различное сочетание перечисленных возможностей. Например, простые визуализаторы позволяют выбрать алгоритм, сформировать массив и наблюдать за его сортировкой в виде анимации. Более функциональные приложения дополнительно предоставляют управление скоростью и пошаговым выполнением, а также отображение текущего состояния алгоритма.</w:t>
       </w:r>
     </w:p>
@@ -3033,6 +2922,8 @@
     <w:p>
       <w:pPr>
         <w:rPr>
+          <w:sz w:val="28"/>
+          <w:szCs w:val="28"/>
           <w:lang w:eastAsia="en-US"/>
         </w:rPr>
       </w:pPr>
@@ -3042,17 +2933,61 @@
         <w:rPr>
           <w:b/>
           <w:bCs/>
-          <w:sz w:val="24"/>
-          <w:szCs w:val="24"/>
-          <w:lang w:eastAsia="en-US"/>
-        </w:rPr>
-      </w:pPr>
-      <w:r>
+          <w:sz w:val="28"/>
+          <w:szCs w:val="28"/>
+          <w:lang w:eastAsia="en-US"/>
+        </w:rPr>
+      </w:pPr>
+    </w:p>
+    <w:p>
+      <w:pPr>
         <w:rPr>
           <w:b/>
           <w:bCs/>
-          <w:sz w:val="24"/>
-          <w:szCs w:val="24"/>
+          <w:sz w:val="28"/>
+          <w:szCs w:val="28"/>
+          <w:lang w:eastAsia="en-US"/>
+        </w:rPr>
+      </w:pPr>
+    </w:p>
+    <w:p>
+      <w:pPr>
+        <w:rPr>
+          <w:b/>
+          <w:bCs/>
+          <w:sz w:val="28"/>
+          <w:szCs w:val="28"/>
+          <w:lang w:eastAsia="en-US"/>
+        </w:rPr>
+      </w:pPr>
+    </w:p>
+    <w:p>
+      <w:pPr>
+        <w:rPr>
+          <w:b/>
+          <w:bCs/>
+          <w:sz w:val="28"/>
+          <w:szCs w:val="28"/>
+          <w:lang w:eastAsia="en-US"/>
+        </w:rPr>
+      </w:pPr>
+    </w:p>
+    <w:p>
+      <w:pPr>
+        <w:rPr>
+          <w:b/>
+          <w:bCs/>
+          <w:sz w:val="28"/>
+          <w:szCs w:val="28"/>
+          <w:lang w:eastAsia="en-US"/>
+        </w:rPr>
+      </w:pPr>
+      <w:r>
+        <w:rPr>
+          <w:b/>
+          <w:bCs/>
+          <w:sz w:val="28"/>
+          <w:szCs w:val="28"/>
           <w:lang w:eastAsia="en-US"/>
         </w:rPr>
         <w:lastRenderedPageBreak/>
@@ -3205,57 +3140,19 @@
         <w:rPr>
           <w:sz w:val="24"/>
           <w:szCs w:val="24"/>
-          <w:lang w:eastAsia="en-US"/>
-        </w:rPr>
-      </w:pPr>
-    </w:p>
-    <w:p>
-      <w:pPr>
-        <w:rPr>
-          <w:sz w:val="24"/>
-          <w:szCs w:val="24"/>
-          <w:lang w:eastAsia="en-US"/>
-        </w:rPr>
-      </w:pPr>
-    </w:p>
-    <w:p>
-      <w:pPr>
-        <w:rPr>
-          <w:sz w:val="24"/>
-          <w:szCs w:val="24"/>
-          <w:lang w:eastAsia="en-US"/>
-        </w:rPr>
-      </w:pPr>
-    </w:p>
-    <w:p>
-      <w:pPr>
-        <w:rPr>
-          <w:sz w:val="24"/>
-          <w:szCs w:val="24"/>
-          <w:lang w:eastAsia="en-US"/>
-        </w:rPr>
-      </w:pPr>
-    </w:p>
-    <w:p>
-      <w:pPr>
-        <w:rPr>
-          <w:sz w:val="24"/>
-          <w:szCs w:val="24"/>
           <w:lang w:val="en-US" w:eastAsia="en-US"/>
         </w:rPr>
       </w:pPr>
       <w:r>
         <w:rPr>
           <w:noProof/>
-          <w:sz w:val="24"/>
-          <w:szCs w:val="24"/>
           <w14:ligatures w14:val="standardContextual"/>
         </w:rPr>
         <w:lastRenderedPageBreak/>
         <w:drawing>
-          <wp:inline distT="0" distB="0" distL="0" distR="0" wp14:anchorId="225FCDFE" wp14:editId="6BB89700">
-            <wp:extent cx="5940425" cy="3686810"/>
-            <wp:effectExtent l="0" t="0" r="3175" b="8890"/>
+          <wp:inline distT="0" distB="0" distL="0" distR="0" wp14:anchorId="13504A58" wp14:editId="45E692FE">
+            <wp:extent cx="5940425" cy="3700145"/>
+            <wp:effectExtent l="0" t="0" r="3175" b="0"/>
             <wp:docPr id="1" name="Рисунок 1"/>
             <wp:cNvGraphicFramePr>
               <a:graphicFrameLocks xmlns:a="http://schemas.openxmlformats.org/drawingml/2006/main" noChangeAspect="1"/>
@@ -3276,7 +3173,7 @@
                   <pic:spPr>
                     <a:xfrm>
                       <a:off x="0" y="0"/>
-                      <a:ext cx="5940425" cy="3686810"/>
+                      <a:ext cx="5940425" cy="3700145"/>
                     </a:xfrm>
                     <a:prstGeom prst="rect">
                       <a:avLst/>
@@ -3408,10 +3305,10 @@
         </w:rPr>
         <w:lastRenderedPageBreak/>
         <w:drawing>
-          <wp:inline distT="0" distB="0" distL="0" distR="0" wp14:anchorId="2094D121" wp14:editId="6AB2BEA6">
-            <wp:extent cx="5940425" cy="3970655"/>
-            <wp:effectExtent l="0" t="0" r="3175" b="0"/>
-            <wp:docPr id="2" name="Рисунок 2"/>
+          <wp:inline distT="0" distB="0" distL="0" distR="0" wp14:anchorId="27E138FA" wp14:editId="15F28EA4">
+            <wp:extent cx="5940425" cy="2967990"/>
+            <wp:effectExtent l="0" t="0" r="3175" b="3810"/>
+            <wp:docPr id="13" name="Рисунок 13"/>
             <wp:cNvGraphicFramePr>
               <a:graphicFrameLocks xmlns:a="http://schemas.openxmlformats.org/drawingml/2006/main" noChangeAspect="1"/>
             </wp:cNvGraphicFramePr>
@@ -3431,7 +3328,7 @@
                   <pic:spPr>
                     <a:xfrm>
                       <a:off x="0" y="0"/>
-                      <a:ext cx="5940425" cy="3970655"/>
+                      <a:ext cx="5940425" cy="2967990"/>
                     </a:xfrm>
                     <a:prstGeom prst="rect">
                       <a:avLst/>
@@ -3535,13 +3432,6 @@
     <w:p>
       <w:pPr>
         <w:rPr>
-          <w:lang w:eastAsia="en-US"/>
-        </w:rPr>
-      </w:pPr>
-    </w:p>
-    <w:p>
-      <w:pPr>
-        <w:rPr>
           <w:sz w:val="24"/>
           <w:szCs w:val="24"/>
           <w:lang w:eastAsia="en-US"/>
@@ -3554,10 +3444,10 @@
         </w:rPr>
         <w:lastRenderedPageBreak/>
         <w:drawing>
-          <wp:inline distT="0" distB="0" distL="0" distR="0" wp14:anchorId="4E321BF9" wp14:editId="50F1D8B8">
-            <wp:extent cx="5940425" cy="5057140"/>
-            <wp:effectExtent l="0" t="0" r="3175" b="0"/>
-            <wp:docPr id="3" name="Рисунок 3"/>
+          <wp:inline distT="0" distB="0" distL="0" distR="0" wp14:anchorId="22669AE8" wp14:editId="62F122F1">
+            <wp:extent cx="5940425" cy="4601210"/>
+            <wp:effectExtent l="0" t="0" r="3175" b="8890"/>
+            <wp:docPr id="9" name="Рисунок 9"/>
             <wp:cNvGraphicFramePr>
               <a:graphicFrameLocks xmlns:a="http://schemas.openxmlformats.org/drawingml/2006/main" noChangeAspect="1"/>
             </wp:cNvGraphicFramePr>
@@ -3577,7 +3467,7 @@
                   <pic:spPr>
                     <a:xfrm>
                       <a:off x="0" y="0"/>
-                      <a:ext cx="5940425" cy="5057140"/>
+                      <a:ext cx="5940425" cy="4601210"/>
                     </a:xfrm>
                     <a:prstGeom prst="rect">
                       <a:avLst/>
@@ -3589,6 +3479,22 @@
           </wp:inline>
         </w:drawing>
       </w:r>
+    </w:p>
+    <w:p>
+      <w:pPr>
+        <w:rPr>
+          <w:lang w:eastAsia="en-US"/>
+        </w:rPr>
+      </w:pPr>
+    </w:p>
+    <w:p>
+      <w:pPr>
+        <w:rPr>
+          <w:sz w:val="24"/>
+          <w:szCs w:val="24"/>
+          <w:lang w:eastAsia="en-US"/>
+        </w:rPr>
+      </w:pPr>
       <w:r>
         <w:rPr>
           <w:i/>
@@ -3777,6 +3683,7 @@
           <w:szCs w:val="24"/>
           <w:lang w:eastAsia="en-US"/>
         </w:rPr>
+        <w:lastRenderedPageBreak/>
         <w:t>В данной работе программная реализация приложения разделена на несколько взаимосвязанных компонентов, каждый из которых отвечает за определённую часть функциональности. Такое разделение позволяет независимо реализовывать алгоритмы сортировки, визуализацию их выполнения, пользовательский интерфейс и сбор статистики.</w:t>
       </w:r>
     </w:p>
@@ -4328,24 +4235,24 @@
           <w:szCs w:val="28"/>
           <w:lang w:eastAsia="en-US"/>
         </w:rPr>
+        <w:t>3.1 Класс SortController</w:t>
+      </w:r>
+    </w:p>
+    <w:p>
+      <w:pPr>
+        <w:rPr>
+          <w:sz w:val="24"/>
+          <w:szCs w:val="24"/>
+          <w:lang w:eastAsia="en-US"/>
+        </w:rPr>
+      </w:pPr>
+      <w:r>
+        <w:rPr>
+          <w:sz w:val="24"/>
+          <w:szCs w:val="24"/>
+          <w:lang w:eastAsia="en-US"/>
+        </w:rPr>
         <w:lastRenderedPageBreak/>
-        <w:t>3.1 Класс SortController</w:t>
-      </w:r>
-    </w:p>
-    <w:p>
-      <w:pPr>
-        <w:rPr>
-          <w:sz w:val="24"/>
-          <w:szCs w:val="24"/>
-          <w:lang w:eastAsia="en-US"/>
-        </w:rPr>
-      </w:pPr>
-      <w:r>
-        <w:rPr>
-          <w:sz w:val="24"/>
-          <w:szCs w:val="24"/>
-          <w:lang w:eastAsia="en-US"/>
-        </w:rPr>
         <w:t>Класс SortController является основным управляющим компонентом приложения. Он связывает пользовательский интерфейс с реализациями алгоритмов сортировки и отвечает за запуск, остановку и перезапуск процесса сортировки.</w:t>
       </w:r>
     </w:p>
@@ -4555,7 +4462,7 @@
         <w:rPr>
           <w:sz w:val="24"/>
           <w:szCs w:val="24"/>
-          <w:lang w:val="en-US" w:eastAsia="en-US"/>
+          <w:lang w:eastAsia="en-US"/>
         </w:rPr>
       </w:pPr>
       <w:r>
@@ -4566,133 +4473,133 @@
           <w:szCs w:val="24"/>
           <w:lang w:eastAsia="en-US"/>
         </w:rPr>
+        <w:t>Листинг</w:t>
+      </w:r>
+      <w:r>
+        <w:rPr>
+          <w:b/>
+          <w:bCs/>
+          <w:sz w:val="24"/>
+          <w:szCs w:val="24"/>
+          <w:lang w:eastAsia="en-US"/>
+        </w:rPr>
+        <w:t xml:space="preserve"> 2 – </w:t>
+      </w:r>
+      <w:r>
+        <w:rPr>
+          <w:b/>
+          <w:bCs/>
+          <w:sz w:val="24"/>
+          <w:szCs w:val="24"/>
+          <w:lang w:eastAsia="en-US"/>
+        </w:rPr>
+        <w:t>Подготовка</w:t>
+      </w:r>
+      <w:r>
+        <w:rPr>
+          <w:b/>
+          <w:bCs/>
+          <w:sz w:val="24"/>
+          <w:szCs w:val="24"/>
+          <w:lang w:eastAsia="en-US"/>
+        </w:rPr>
+        <w:t xml:space="preserve"> </w:t>
+      </w:r>
+      <w:r>
+        <w:rPr>
+          <w:b/>
+          <w:bCs/>
+          <w:sz w:val="24"/>
+          <w:szCs w:val="24"/>
+          <w:lang w:eastAsia="en-US"/>
+        </w:rPr>
+        <w:t>и</w:t>
+      </w:r>
+      <w:r>
+        <w:rPr>
+          <w:b/>
+          <w:bCs/>
+          <w:sz w:val="24"/>
+          <w:szCs w:val="24"/>
+          <w:lang w:eastAsia="en-US"/>
+        </w:rPr>
+        <w:t xml:space="preserve"> </w:t>
+      </w:r>
+      <w:r>
+        <w:rPr>
+          <w:b/>
+          <w:bCs/>
+          <w:sz w:val="24"/>
+          <w:szCs w:val="24"/>
+          <w:lang w:eastAsia="en-US"/>
+        </w:rPr>
+        <w:t>запуск</w:t>
+      </w:r>
+      <w:r>
+        <w:rPr>
+          <w:b/>
+          <w:bCs/>
+          <w:sz w:val="24"/>
+          <w:szCs w:val="24"/>
+          <w:lang w:eastAsia="en-US"/>
+        </w:rPr>
+        <w:t xml:space="preserve"> </w:t>
+      </w:r>
+      <w:r>
+        <w:rPr>
+          <w:b/>
+          <w:bCs/>
+          <w:sz w:val="24"/>
+          <w:szCs w:val="24"/>
+          <w:lang w:eastAsia="en-US"/>
+        </w:rPr>
+        <w:t>сортировки</w:t>
+      </w:r>
+    </w:p>
+    <w:p>
+      <w:pPr>
+        <w:rPr>
+          <w:sz w:val="24"/>
+          <w:szCs w:val="24"/>
+          <w:lang w:eastAsia="en-US"/>
+        </w:rPr>
+      </w:pPr>
+      <w:r>
+        <w:rPr>
+          <w:sz w:val="24"/>
+          <w:szCs w:val="24"/>
+          <w:lang w:eastAsia="en-US"/>
+        </w:rPr>
         <w:lastRenderedPageBreak/>
-        <w:t>Листинг</w:t>
-      </w:r>
-      <w:r>
-        <w:rPr>
-          <w:b/>
-          <w:bCs/>
-          <w:sz w:val="24"/>
-          <w:szCs w:val="24"/>
-          <w:lang w:val="en-US" w:eastAsia="en-US"/>
-        </w:rPr>
-        <w:t xml:space="preserve"> 2 – </w:t>
-      </w:r>
-      <w:r>
-        <w:rPr>
-          <w:b/>
-          <w:bCs/>
-          <w:sz w:val="24"/>
-          <w:szCs w:val="24"/>
-          <w:lang w:eastAsia="en-US"/>
-        </w:rPr>
-        <w:t>Подготовка</w:t>
-      </w:r>
-      <w:r>
-        <w:rPr>
-          <w:b/>
-          <w:bCs/>
-          <w:sz w:val="24"/>
-          <w:szCs w:val="24"/>
-          <w:lang w:val="en-US" w:eastAsia="en-US"/>
+        <w:t>Копирование исходного массива необходимо для того, чтобы после завершения алгоритма или при его повторном запуске можно было восстановить исходные данные. Одновременно сбрасывается счётчик операций и фиксируется момент начала сортировки для последующего измерения времени выполнения.</w:t>
+      </w:r>
+    </w:p>
+    <w:p>
+      <w:pPr>
+        <w:rPr>
+          <w:sz w:val="24"/>
+          <w:szCs w:val="24"/>
+          <w:lang w:eastAsia="en-US"/>
+        </w:rPr>
+      </w:pPr>
+      <w:r>
+        <w:rPr>
+          <w:sz w:val="24"/>
+          <w:szCs w:val="24"/>
+          <w:lang w:eastAsia="en-US"/>
+        </w:rPr>
+        <w:t>Непосредственное выполнение выбранного алгоритма осуществляется в отдельной</w:t>
+      </w:r>
+      <w:r>
+        <w:rPr>
+          <w:sz w:val="24"/>
+          <w:szCs w:val="24"/>
+          <w:lang w:eastAsia="en-US"/>
         </w:rPr>
         <w:t xml:space="preserve"> </w:t>
       </w:r>
       <w:r>
         <w:rPr>
-          <w:b/>
-          <w:bCs/>
-          <w:sz w:val="24"/>
-          <w:szCs w:val="24"/>
-          <w:lang w:eastAsia="en-US"/>
-        </w:rPr>
-        <w:t>и</w:t>
-      </w:r>
-      <w:r>
-        <w:rPr>
-          <w:b/>
-          <w:bCs/>
-          <w:sz w:val="24"/>
-          <w:szCs w:val="24"/>
-          <w:lang w:val="en-US" w:eastAsia="en-US"/>
-        </w:rPr>
-        <w:t xml:space="preserve"> </w:t>
-      </w:r>
-      <w:r>
-        <w:rPr>
-          <w:b/>
-          <w:bCs/>
-          <w:sz w:val="24"/>
-          <w:szCs w:val="24"/>
-          <w:lang w:eastAsia="en-US"/>
-        </w:rPr>
-        <w:t>запуск</w:t>
-      </w:r>
-      <w:r>
-        <w:rPr>
-          <w:b/>
-          <w:bCs/>
-          <w:sz w:val="24"/>
-          <w:szCs w:val="24"/>
-          <w:lang w:val="en-US" w:eastAsia="en-US"/>
-        </w:rPr>
-        <w:t xml:space="preserve"> </w:t>
-      </w:r>
-      <w:r>
-        <w:rPr>
-          <w:b/>
-          <w:bCs/>
-          <w:sz w:val="24"/>
-          <w:szCs w:val="24"/>
-          <w:lang w:eastAsia="en-US"/>
-        </w:rPr>
-        <w:t>сортировки</w:t>
-      </w:r>
-    </w:p>
-    <w:p>
-      <w:pPr>
-        <w:rPr>
-          <w:sz w:val="24"/>
-          <w:szCs w:val="24"/>
-          <w:lang w:eastAsia="en-US"/>
-        </w:rPr>
-      </w:pPr>
-      <w:r>
-        <w:rPr>
-          <w:sz w:val="24"/>
-          <w:szCs w:val="24"/>
-          <w:lang w:eastAsia="en-US"/>
-        </w:rPr>
-        <w:t>Копирование исходного массива необходимо для того, чтобы после завершения алгоритма или при его повторном запуске можно было восстановить исходные данные. Одновременно сбрасывается счётчик операций и фиксируется момент начала сортировки для последующего измерения времени выполнения.</w:t>
-      </w:r>
-    </w:p>
-    <w:p>
-      <w:pPr>
-        <w:rPr>
-          <w:sz w:val="24"/>
-          <w:szCs w:val="24"/>
-          <w:lang w:eastAsia="en-US"/>
-        </w:rPr>
-      </w:pPr>
-      <w:r>
-        <w:rPr>
-          <w:sz w:val="24"/>
-          <w:szCs w:val="24"/>
-          <w:lang w:eastAsia="en-US"/>
-        </w:rPr>
-        <w:t>Непосредственное выполнение выбранного алгоритма осуществляется в отдельной</w:t>
-      </w:r>
-      <w:r>
-        <w:rPr>
-          <w:sz w:val="24"/>
-          <w:szCs w:val="24"/>
-          <w:lang w:eastAsia="en-US"/>
-        </w:rPr>
-        <w:t xml:space="preserve"> </w:t>
-      </w:r>
-      <w:r>
-        <w:rPr>
           <w:sz w:val="24"/>
           <w:szCs w:val="24"/>
           <w:lang w:eastAsia="en-US"/>
@@ -4721,7 +4628,7 @@
         <w:rPr>
           <w:sz w:val="24"/>
           <w:szCs w:val="24"/>
-          <w:lang w:val="en-US" w:eastAsia="en-US"/>
+          <w:lang w:eastAsia="en-US"/>
         </w:rPr>
       </w:pPr>
       <w:r>
@@ -4791,7 +4698,7 @@
           <w:bCs/>
           <w:sz w:val="24"/>
           <w:szCs w:val="24"/>
-          <w:lang w:val="en-US" w:eastAsia="en-US"/>
+          <w:lang w:eastAsia="en-US"/>
         </w:rPr>
         <w:t xml:space="preserve"> 3 – </w:t>
       </w:r>
@@ -4811,7 +4718,7 @@
           <w:bCs/>
           <w:sz w:val="24"/>
           <w:szCs w:val="24"/>
-          <w:lang w:val="en-US" w:eastAsia="en-US"/>
+          <w:lang w:eastAsia="en-US"/>
         </w:rPr>
         <w:t xml:space="preserve"> </w:t>
       </w:r>
@@ -4831,7 +4738,7 @@
           <w:bCs/>
           <w:sz w:val="24"/>
           <w:szCs w:val="24"/>
-          <w:lang w:val="en-US" w:eastAsia="en-US"/>
+          <w:lang w:eastAsia="en-US"/>
         </w:rPr>
         <w:t xml:space="preserve"> </w:t>
       </w:r>
@@ -5220,22 +5127,22 @@
           <w:szCs w:val="24"/>
           <w:lang w:eastAsia="en-US"/>
         </w:rPr>
+        <w:t>Таким образом, все алгоритмы имеют единый способ запуска и могут выбираться контроллером независимо друг от друга.</w:t>
+      </w:r>
+    </w:p>
+    <w:p>
+      <w:pPr>
+        <w:rPr>
+          <w:lang w:eastAsia="en-US"/>
+        </w:rPr>
+      </w:pPr>
+      <w:r>
+        <w:rPr>
+          <w:sz w:val="24"/>
+          <w:szCs w:val="24"/>
+          <w:lang w:eastAsia="en-US"/>
+        </w:rPr>
         <w:lastRenderedPageBreak/>
-        <w:t>Таким образом, все алгоритмы имеют единый способ запуска и могут выбираться контроллером независимо друг от друга.</w:t>
-      </w:r>
-    </w:p>
-    <w:p>
-      <w:pPr>
-        <w:rPr>
-          <w:lang w:eastAsia="en-US"/>
-        </w:rPr>
-      </w:pPr>
-      <w:r>
-        <w:rPr>
-          <w:sz w:val="24"/>
-          <w:szCs w:val="24"/>
-          <w:lang w:eastAsia="en-US"/>
-        </w:rPr>
         <w:pict w14:anchorId="640B1208">
           <v:rect id="_x0000_i1026" style="width:0;height:1.5pt" o:hralign="center" o:hrstd="t" o:hr="t" fillcolor="#a0a0a0" stroked="f"/>
         </w:pict>
@@ -7004,7 +6911,6 @@
           <w:lang w:eastAsia="en-US"/>
         </w:rPr>
       </w:pPr>
-      <w:proofErr w:type="gramStart"/>
       <w:r>
         <w:rPr>
           <w:b/>
@@ -7016,7 +6922,6 @@
         <w:lastRenderedPageBreak/>
         <w:t>СПИСОК ИСПОЛЬЗОВАННЫХ ИСТОЧНИКОВ</w:t>
       </w:r>
-      <w:proofErr w:type="gramEnd"/>
       <w:r>
         <w:rPr>
           <w:b/>
@@ -8347,7 +8252,7 @@
   <w:style w:type="paragraph" w:default="1" w:styleId="a">
     <w:name w:val="Normal"/>
     <w:qFormat/>
-    <w:rsid w:val="00F36765"/>
+    <w:rsid w:val="00BA6049"/>
     <w:pPr>
       <w:spacing w:after="0" w:line="276" w:lineRule="auto"/>
     </w:pPr>
@@ -8587,6 +8492,7 @@
   <w:style w:type="character" w:default="1" w:styleId="a0">
     <w:name w:val="Default Paragraph Font"/>
     <w:uiPriority w:val="1"/>
+    <w:semiHidden/>
     <w:unhideWhenUsed/>
   </w:style>
   <w:style w:type="table" w:default="1" w:styleId="a1">
@@ -9012,6 +8918,25 @@
       <w:u w:val="single"/>
     </w:rPr>
   </w:style>
+  <w:style w:type="table" w:styleId="af3">
+    <w:name w:val="Table Grid"/>
+    <w:basedOn w:val="a1"/>
+    <w:uiPriority w:val="39"/>
+    <w:rsid w:val="00B657E2"/>
+    <w:pPr>
+      <w:spacing w:after="0" w:line="240" w:lineRule="auto"/>
+    </w:pPr>
+    <w:tblPr>
+      <w:tblBorders>
+        <w:top w:val="single" w:sz="4" w:space="0" w:color="auto"/>
+        <w:left w:val="single" w:sz="4" w:space="0" w:color="auto"/>
+        <w:bottom w:val="single" w:sz="4" w:space="0" w:color="auto"/>
+        <w:right w:val="single" w:sz="4" w:space="0" w:color="auto"/>
+        <w:insideH w:val="single" w:sz="4" w:space="0" w:color="auto"/>
+        <w:insideV w:val="single" w:sz="4" w:space="0" w:color="auto"/>
+      </w:tblBorders>
+    </w:tblPr>
+  </w:style>
 </w:styles>
 </file>
 
